--- a/reports/간판떼고_연구계획서_공식양식.docx
+++ b/reports/간판떼고_연구계획서_공식양식.docx
@@ -2068,7 +2068,7 @@
                 <w:sz w:val="18"/>
                 <w:szCs w:val="18"/>
               </w:rPr>
-              <w:t xml:space="preserve">팀원 1</w:t>
+              <w:t xml:space="preserve">팀원1</w:t>
             </w:r>
           </w:p>
         </w:tc>
@@ -2101,7 +2101,7 @@
                 <w:sz w:val="18"/>
                 <w:szCs w:val="18"/>
               </w:rPr>
-              <w:t xml:space="preserve">팀원 2</w:t>
+              <w:t xml:space="preserve">팀원2</w:t>
             </w:r>
           </w:p>
         </w:tc>
@@ -2134,7 +2134,7 @@
                 <w:sz w:val="18"/>
                 <w:szCs w:val="18"/>
               </w:rPr>
-              <w:t xml:space="preserve">팀원 3</w:t>
+              <w:t xml:space="preserve">팀원3</w:t>
             </w:r>
           </w:p>
         </w:tc>
@@ -2167,7 +2167,7 @@
                 <w:sz w:val="18"/>
                 <w:szCs w:val="18"/>
               </w:rPr>
-              <w:t xml:space="preserve">팀원 4</w:t>
+              <w:t xml:space="preserve">팀원4</w:t>
             </w:r>
           </w:p>
         </w:tc>
@@ -3228,7 +3228,7 @@
           </w:tcPr>
           <w:p>
             <w:pPr>
-              <w:keepNext/>
+              <w:keepNext w:val="false"/>
               <w:autoSpaceDE w:val="0"/>
               <w:autoSpaceDN w:val="0"/>
               <w:spacing w:after="50" w:before="0" w:line="305" w:lineRule="exact"/>
@@ -4179,7 +4179,7 @@
           </w:tcPr>
           <w:p>
             <w:pPr>
-              <w:keepNext/>
+              <w:keepNext w:val="false"/>
               <w:autoSpaceDE w:val="0"/>
               <w:autoSpaceDN w:val="0"/>
               <w:spacing w:after="50" w:before="0" w:line="305" w:lineRule="exact"/>
@@ -6038,10 +6038,9 @@
       <w:pPr>
         <w:pStyle w:val="Heading1"/>
         <w:keepNext/>
-        <w:pageBreakBefore/>
         <w:autoSpaceDE w:val="0"/>
         <w:autoSpaceDN w:val="0"/>
-        <w:spacing w:after="100" w:before="0" w:line="364" w:lineRule="exact"/>
+        <w:spacing w:after="100" w:before="300" w:line="364" w:lineRule="exact"/>
       </w:pPr>
       <w:r>
         <w:rPr>
@@ -6100,7 +6099,7 @@
           </w:tcPr>
           <w:p>
             <w:pPr>
-              <w:keepNext/>
+              <w:keepNext w:val="false"/>
               <w:autoSpaceDE w:val="0"/>
               <w:autoSpaceDN w:val="0"/>
               <w:spacing w:after="50" w:before="0" w:line="305" w:lineRule="exact"/>
@@ -14356,7 +14355,7 @@
                   <w:pPr>
                     <w:autoSpaceDE w:val="0"/>
                     <w:autoSpaceDN w:val="0"/>
-                    <w:spacing w:after="20" w:before="0" w:line="204" w:lineRule="exact"/>
+                    <w:spacing w:after="20" w:before="0" w:line="218" w:lineRule="exact"/>
                     <w:jc w:val="center"/>
                   </w:pPr>
                   <w:r>
@@ -14366,8 +14365,8 @@
                       <w:bCs/>
                       <w:i w:val="false"/>
                       <w:iCs w:val="false"/>
-                      <w:sz w:val="15"/>
-                      <w:szCs w:val="15"/>
+                      <w:sz w:val="16"/>
+                      <w:szCs w:val="16"/>
                     </w:rPr>
                     <w:t xml:space="preserve">활동 (산출물)</w:t>
                   </w:r>
@@ -14389,7 +14388,7 @@
                   <w:pPr>
                     <w:autoSpaceDE w:val="0"/>
                     <w:autoSpaceDN w:val="0"/>
-                    <w:spacing w:after="20" w:before="0" w:line="204" w:lineRule="exact"/>
+                    <w:spacing w:after="20" w:before="0" w:line="218" w:lineRule="exact"/>
                     <w:jc w:val="center"/>
                   </w:pPr>
                   <w:r>
@@ -14399,8 +14398,8 @@
                       <w:bCs/>
                       <w:i w:val="false"/>
                       <w:iCs w:val="false"/>
-                      <w:sz w:val="15"/>
-                      <w:szCs w:val="15"/>
+                      <w:sz w:val="16"/>
+                      <w:szCs w:val="16"/>
                     </w:rPr>
                     <w:t xml:space="preserve">10.9</w:t>
                   </w:r>
@@ -14409,7 +14408,7 @@
                   <w:pPr>
                     <w:autoSpaceDE w:val="0"/>
                     <w:autoSpaceDN w:val="0"/>
-                    <w:spacing w:after="20" w:before="0" w:line="204" w:lineRule="exact"/>
+                    <w:spacing w:after="20" w:before="0" w:line="218" w:lineRule="exact"/>
                     <w:jc w:val="center"/>
                   </w:pPr>
                   <w:r>
@@ -14419,8 +14418,8 @@
                       <w:bCs/>
                       <w:i w:val="false"/>
                       <w:iCs w:val="false"/>
-                      <w:sz w:val="15"/>
-                      <w:szCs w:val="15"/>
+                      <w:sz w:val="16"/>
+                      <w:szCs w:val="16"/>
                     </w:rPr>
                     <w:t xml:space="preserve">~18</w:t>
                   </w:r>
@@ -14442,7 +14441,7 @@
                   <w:pPr>
                     <w:autoSpaceDE w:val="0"/>
                     <w:autoSpaceDN w:val="0"/>
-                    <w:spacing w:after="20" w:before="0" w:line="204" w:lineRule="exact"/>
+                    <w:spacing w:after="20" w:before="0" w:line="218" w:lineRule="exact"/>
                     <w:jc w:val="center"/>
                   </w:pPr>
                   <w:r>
@@ -14452,8 +14451,8 @@
                       <w:bCs/>
                       <w:i w:val="false"/>
                       <w:iCs w:val="false"/>
-                      <w:sz w:val="15"/>
-                      <w:szCs w:val="15"/>
+                      <w:sz w:val="16"/>
+                      <w:szCs w:val="16"/>
                     </w:rPr>
                     <w:t xml:space="preserve">10.19</w:t>
                   </w:r>
@@ -14462,7 +14461,7 @@
                   <w:pPr>
                     <w:autoSpaceDE w:val="0"/>
                     <w:autoSpaceDN w:val="0"/>
-                    <w:spacing w:after="20" w:before="0" w:line="204" w:lineRule="exact"/>
+                    <w:spacing w:after="20" w:before="0" w:line="218" w:lineRule="exact"/>
                     <w:jc w:val="center"/>
                   </w:pPr>
                   <w:r>
@@ -14472,8 +14471,8 @@
                       <w:bCs/>
                       <w:i w:val="false"/>
                       <w:iCs w:val="false"/>
-                      <w:sz w:val="15"/>
-                      <w:szCs w:val="15"/>
+                      <w:sz w:val="16"/>
+                      <w:szCs w:val="16"/>
                     </w:rPr>
                     <w:t xml:space="preserve">~25</w:t>
                   </w:r>
@@ -14495,7 +14494,7 @@
                   <w:pPr>
                     <w:autoSpaceDE w:val="0"/>
                     <w:autoSpaceDN w:val="0"/>
-                    <w:spacing w:after="20" w:before="0" w:line="204" w:lineRule="exact"/>
+                    <w:spacing w:after="20" w:before="0" w:line="218" w:lineRule="exact"/>
                     <w:jc w:val="center"/>
                   </w:pPr>
                   <w:r>
@@ -14505,8 +14504,8 @@
                       <w:bCs/>
                       <w:i w:val="false"/>
                       <w:iCs w:val="false"/>
-                      <w:sz w:val="15"/>
-                      <w:szCs w:val="15"/>
+                      <w:sz w:val="16"/>
+                      <w:szCs w:val="16"/>
                     </w:rPr>
                     <w:t xml:space="preserve">10.26</w:t>
                   </w:r>
@@ -14515,7 +14514,7 @@
                   <w:pPr>
                     <w:autoSpaceDE w:val="0"/>
                     <w:autoSpaceDN w:val="0"/>
-                    <w:spacing w:after="20" w:before="0" w:line="204" w:lineRule="exact"/>
+                    <w:spacing w:after="20" w:before="0" w:line="218" w:lineRule="exact"/>
                     <w:jc w:val="center"/>
                   </w:pPr>
                   <w:r>
@@ -14525,8 +14524,8 @@
                       <w:bCs/>
                       <w:i w:val="false"/>
                       <w:iCs w:val="false"/>
-                      <w:sz w:val="15"/>
-                      <w:szCs w:val="15"/>
+                      <w:sz w:val="16"/>
+                      <w:szCs w:val="16"/>
                     </w:rPr>
                     <w:t xml:space="preserve">~27</w:t>
                   </w:r>
@@ -14548,7 +14547,7 @@
                   <w:pPr>
                     <w:autoSpaceDE w:val="0"/>
                     <w:autoSpaceDN w:val="0"/>
-                    <w:spacing w:after="20" w:before="0" w:line="204" w:lineRule="exact"/>
+                    <w:spacing w:after="20" w:before="0" w:line="218" w:lineRule="exact"/>
                     <w:jc w:val="center"/>
                   </w:pPr>
                   <w:r>
@@ -14558,8 +14557,8 @@
                       <w:bCs/>
                       <w:i w:val="false"/>
                       <w:iCs w:val="false"/>
-                      <w:sz w:val="15"/>
-                      <w:szCs w:val="15"/>
+                      <w:sz w:val="16"/>
+                      <w:szCs w:val="16"/>
                     </w:rPr>
                     <w:t xml:space="preserve">10.28</w:t>
                   </w:r>
@@ -14568,7 +14567,7 @@
                   <w:pPr>
                     <w:autoSpaceDE w:val="0"/>
                     <w:autoSpaceDN w:val="0"/>
-                    <w:spacing w:after="20" w:before="0" w:line="204" w:lineRule="exact"/>
+                    <w:spacing w:after="20" w:before="0" w:line="218" w:lineRule="exact"/>
                     <w:jc w:val="center"/>
                   </w:pPr>
                   <w:r>
@@ -14578,8 +14577,8 @@
                       <w:bCs/>
                       <w:i w:val="false"/>
                       <w:iCs w:val="false"/>
-                      <w:sz w:val="15"/>
-                      <w:szCs w:val="15"/>
+                      <w:sz w:val="16"/>
+                      <w:szCs w:val="16"/>
                     </w:rPr>
                     <w:t xml:space="preserve">~11.3</w:t>
                   </w:r>
@@ -14601,7 +14600,7 @@
                   <w:pPr>
                     <w:autoSpaceDE w:val="0"/>
                     <w:autoSpaceDN w:val="0"/>
-                    <w:spacing w:after="20" w:before="0" w:line="204" w:lineRule="exact"/>
+                    <w:spacing w:after="20" w:before="0" w:line="218" w:lineRule="exact"/>
                     <w:jc w:val="center"/>
                   </w:pPr>
                   <w:r>
@@ -14611,8 +14610,8 @@
                       <w:bCs/>
                       <w:i w:val="false"/>
                       <w:iCs w:val="false"/>
-                      <w:sz w:val="15"/>
-                      <w:szCs w:val="15"/>
+                      <w:sz w:val="16"/>
+                      <w:szCs w:val="16"/>
                     </w:rPr>
                     <w:t xml:space="preserve">11.4</w:t>
                   </w:r>
@@ -14621,7 +14620,7 @@
                   <w:pPr>
                     <w:autoSpaceDE w:val="0"/>
                     <w:autoSpaceDN w:val="0"/>
-                    <w:spacing w:after="20" w:before="0" w:line="204" w:lineRule="exact"/>
+                    <w:spacing w:after="20" w:before="0" w:line="218" w:lineRule="exact"/>
                     <w:jc w:val="center"/>
                   </w:pPr>
                   <w:r>
@@ -14631,8 +14630,8 @@
                       <w:bCs/>
                       <w:i w:val="false"/>
                       <w:iCs w:val="false"/>
-                      <w:sz w:val="15"/>
-                      <w:szCs w:val="15"/>
+                      <w:sz w:val="16"/>
+                      <w:szCs w:val="16"/>
                     </w:rPr>
                     <w:t xml:space="preserve">~10</w:t>
                   </w:r>
@@ -14654,7 +14653,7 @@
                   <w:pPr>
                     <w:autoSpaceDE w:val="0"/>
                     <w:autoSpaceDN w:val="0"/>
-                    <w:spacing w:after="20" w:before="0" w:line="204" w:lineRule="exact"/>
+                    <w:spacing w:after="20" w:before="0" w:line="218" w:lineRule="exact"/>
                     <w:jc w:val="center"/>
                   </w:pPr>
                   <w:r>
@@ -14664,8 +14663,8 @@
                       <w:bCs/>
                       <w:i w:val="false"/>
                       <w:iCs w:val="false"/>
-                      <w:sz w:val="15"/>
-                      <w:szCs w:val="15"/>
+                      <w:sz w:val="16"/>
+                      <w:szCs w:val="16"/>
                     </w:rPr>
                     <w:t xml:space="preserve">11.11</w:t>
                   </w:r>
@@ -14674,7 +14673,7 @@
                   <w:pPr>
                     <w:autoSpaceDE w:val="0"/>
                     <w:autoSpaceDN w:val="0"/>
-                    <w:spacing w:after="20" w:before="0" w:line="204" w:lineRule="exact"/>
+                    <w:spacing w:after="20" w:before="0" w:line="218" w:lineRule="exact"/>
                     <w:jc w:val="center"/>
                   </w:pPr>
                   <w:r>
@@ -14684,8 +14683,8 @@
                       <w:bCs/>
                       <w:i w:val="false"/>
                       <w:iCs w:val="false"/>
-                      <w:sz w:val="15"/>
-                      <w:szCs w:val="15"/>
+                      <w:sz w:val="16"/>
+                      <w:szCs w:val="16"/>
                     </w:rPr>
                     <w:t xml:space="preserve">~17</w:t>
                   </w:r>
@@ -14707,7 +14706,7 @@
                   <w:pPr>
                     <w:autoSpaceDE w:val="0"/>
                     <w:autoSpaceDN w:val="0"/>
-                    <w:spacing w:after="20" w:before="0" w:line="204" w:lineRule="exact"/>
+                    <w:spacing w:after="20" w:before="0" w:line="218" w:lineRule="exact"/>
                     <w:jc w:val="center"/>
                   </w:pPr>
                   <w:r>
@@ -14717,8 +14716,8 @@
                       <w:bCs/>
                       <w:i w:val="false"/>
                       <w:iCs w:val="false"/>
-                      <w:sz w:val="15"/>
-                      <w:szCs w:val="15"/>
+                      <w:sz w:val="16"/>
+                      <w:szCs w:val="16"/>
                     </w:rPr>
                     <w:t xml:space="preserve">11.18</w:t>
                   </w:r>
@@ -14740,7 +14739,7 @@
                   <w:pPr>
                     <w:autoSpaceDE w:val="0"/>
                     <w:autoSpaceDN w:val="0"/>
-                    <w:spacing w:after="20" w:before="0" w:line="204" w:lineRule="exact"/>
+                    <w:spacing w:after="20" w:before="0" w:line="218" w:lineRule="exact"/>
                     <w:jc w:val="center"/>
                   </w:pPr>
                   <w:r>
@@ -14750,8 +14749,8 @@
                       <w:bCs/>
                       <w:i w:val="false"/>
                       <w:iCs w:val="false"/>
-                      <w:sz w:val="15"/>
-                      <w:szCs w:val="15"/>
+                      <w:sz w:val="16"/>
+                      <w:szCs w:val="16"/>
                     </w:rPr>
                     <w:t xml:space="preserve">11.19</w:t>
                   </w:r>
@@ -14760,7 +14759,7 @@
                   <w:pPr>
                     <w:autoSpaceDE w:val="0"/>
                     <w:autoSpaceDN w:val="0"/>
-                    <w:spacing w:after="20" w:before="0" w:line="204" w:lineRule="exact"/>
+                    <w:spacing w:after="20" w:before="0" w:line="218" w:lineRule="exact"/>
                     <w:jc w:val="center"/>
                   </w:pPr>
                   <w:r>
@@ -14770,8 +14769,8 @@
                       <w:bCs/>
                       <w:i w:val="false"/>
                       <w:iCs w:val="false"/>
-                      <w:sz w:val="15"/>
-                      <w:szCs w:val="15"/>
+                      <w:sz w:val="16"/>
+                      <w:szCs w:val="16"/>
                     </w:rPr>
                     <w:t xml:space="preserve">~30</w:t>
                   </w:r>
@@ -19875,7 +19874,27 @@
                 <w:sz w:val="16"/>
                 <w:szCs w:val="16"/>
               </w:rPr>
-              <w:t xml:space="preserve">선정이유 (연구 질문)</w:t>
+              <w:t xml:space="preserve">선정이유</w:t>
+            </w:r>
+          </w:p>
+          <w:p>
+            <w:pPr>
+              <w:autoSpaceDE w:val="0"/>
+              <w:autoSpaceDN w:val="0"/>
+              <w:spacing w:after="20" w:before="0" w:line="218" w:lineRule="exact"/>
+              <w:jc w:val="center"/>
+            </w:pPr>
+            <w:r>
+              <w:rPr>
+                <w:rFonts w:ascii="맑은 고딕" w:cs="맑은 고딕" w:eastAsia="맑은 고딕" w:hAnsi="맑은 고딕"/>
+                <w:b/>
+                <w:bCs/>
+                <w:i w:val="false"/>
+                <w:iCs w:val="false"/>
+                <w:sz w:val="16"/>
+                <w:szCs w:val="16"/>
+              </w:rPr>
+              <w:t xml:space="preserve">(연구 질문)</w:t>
             </w:r>
           </w:p>
         </w:tc>
@@ -19908,7 +19927,27 @@
                 <w:sz w:val="16"/>
                 <w:szCs w:val="16"/>
               </w:rPr>
-              <w:t xml:space="preserve">연구방법 (근거)</w:t>
+              <w:t xml:space="preserve">연구방법</w:t>
+            </w:r>
+          </w:p>
+          <w:p>
+            <w:pPr>
+              <w:autoSpaceDE w:val="0"/>
+              <w:autoSpaceDN w:val="0"/>
+              <w:spacing w:after="20" w:before="0" w:line="218" w:lineRule="exact"/>
+              <w:jc w:val="center"/>
+            </w:pPr>
+            <w:r>
+              <w:rPr>
+                <w:rFonts w:ascii="맑은 고딕" w:cs="맑은 고딕" w:eastAsia="맑은 고딕" w:hAnsi="맑은 고딕"/>
+                <w:b/>
+                <w:bCs/>
+                <w:i w:val="false"/>
+                <w:iCs w:val="false"/>
+                <w:sz w:val="16"/>
+                <w:szCs w:val="16"/>
+              </w:rPr>
+              <w:t xml:space="preserve">(근거)</w:t>
             </w:r>
           </w:p>
         </w:tc>
@@ -21510,6 +21549,7 @@
           </w:tcPr>
           <w:p>
             <w:pPr>
+              <w:keepNext/>
               <w:autoSpaceDE w:val="0"/>
               <w:autoSpaceDN w:val="0"/>
               <w:spacing w:after="20" w:before="0" w:line="218" w:lineRule="exact"/>
@@ -21542,6 +21582,7 @@
           </w:tcPr>
           <w:p>
             <w:pPr>
+              <w:keepNext/>
               <w:autoSpaceDE w:val="0"/>
               <w:autoSpaceDN w:val="0"/>
               <w:spacing w:after="20" w:before="0" w:line="218" w:lineRule="exact"/>
@@ -21574,6 +21615,7 @@
           </w:tcPr>
           <w:p>
             <w:pPr>
+              <w:keepNext/>
               <w:autoSpaceDE w:val="0"/>
               <w:autoSpaceDN w:val="0"/>
               <w:spacing w:after="20" w:before="0" w:line="218" w:lineRule="exact"/>
@@ -21594,6 +21636,7 @@
           </w:p>
           <w:p>
             <w:pPr>
+              <w:keepNext/>
               <w:autoSpaceDE w:val="0"/>
               <w:autoSpaceDN w:val="0"/>
               <w:spacing w:after="20" w:before="0" w:line="218" w:lineRule="exact"/>
@@ -21626,6 +21669,7 @@
           </w:tcPr>
           <w:p>
             <w:pPr>
+              <w:keepNext/>
               <w:autoSpaceDE w:val="0"/>
               <w:autoSpaceDN w:val="0"/>
               <w:spacing w:after="20" w:before="0" w:line="218" w:lineRule="exact"/>
@@ -21642,6 +21686,51 @@
                 <w:szCs w:val="16"/>
               </w:rPr>
               <w:t xml:space="preserve">부산대 추천채용 안내, 공개매수설명서 내 기업·재무정보 [11][12]</w:t>
+            </w:r>
+          </w:p>
+        </w:tc>
+      </w:tr>
+      <w:tr>
+        <w:trPr>
+          <w:cantSplit/>
+        </w:trPr>
+        <w:tc>
+          <w:tcPr>
+            <w:vMerge w:val="continue"/>
+          </w:tcPr>
+          <w:p/>
+        </w:tc>
+        <w:tc>
+          <w:tcPr>
+            <w:tcW w:type="dxa" w:w="8880"/>
+            <w:gridSpan w:val="5"/>
+            <w:tcMar>
+              <w:top w:type="dxa" w:w="50"/>
+              <w:left w:type="dxa" w:w="60"/>
+              <w:bottom w:type="dxa" w:w="50"/>
+              <w:right w:type="dxa" w:w="60"/>
+            </w:tcMar>
+            <w:vAlign w:val="center"/>
+          </w:tcPr>
+          <w:p>
+            <w:pPr>
+              <w:keepNext/>
+              <w:autoSpaceDE w:val="0"/>
+              <w:autoSpaceDN w:val="0"/>
+              <w:spacing w:after="20" w:before="0" w:line="218" w:lineRule="exact"/>
+              <w:jc w:val="left"/>
+            </w:pPr>
+            <w:r>
+              <w:rPr>
+                <w:rFonts w:ascii="맑은 고딕" w:cs="맑은 고딕" w:eastAsia="맑은 고딕" w:hAnsi="맑은 고딕"/>
+                <w:b w:val="false"/>
+                <w:bCs w:val="false"/>
+                <w:i w:val="false"/>
+                <w:iCs w:val="false"/>
+                <w:sz w:val="16"/>
+                <w:szCs w:val="16"/>
+              </w:rPr>
+              <w:t xml:space="preserve">※ 부산·울산·경남 각 지역 기업을 최소 1개 이상 포함하여 총 10개 기업을 선정</w:t>
             </w:r>
           </w:p>
         </w:tc>
@@ -21652,7 +21741,7 @@
         <w:keepLines/>
         <w:autoSpaceDE w:val="0"/>
         <w:autoSpaceDN w:val="0"/>
-        <w:spacing w:after="60" w:before="40" w:line="255" w:lineRule="exact"/>
+        <w:spacing w:after="60" w:before="60" w:line="255" w:lineRule="exact"/>
       </w:pPr>
       <w:r>
         <w:rPr>
@@ -21665,28 +21754,7 @@
           <w:sz w:val="17"/>
           <w:szCs w:val="17"/>
         </w:rPr>
-        <w:t xml:space="preserve">※ 부산·울산·경남 각 지역 기업을 최소 1개 이상 포함하여 총 10개 기업을 선정</w:t>
-      </w:r>
-    </w:p>
-    <w:p>
-      <w:pPr>
-        <w:keepLines/>
-        <w:autoSpaceDE w:val="0"/>
-        <w:autoSpaceDN w:val="0"/>
-        <w:spacing w:after="60" w:before="40" w:line="255" w:lineRule="exact"/>
-      </w:pPr>
-      <w:r>
-        <w:rPr>
-          <w:rFonts w:ascii="맑은 고딕" w:cs="맑은 고딕" w:eastAsia="맑은 고딕" w:hAnsi="맑은 고딕"/>
-          <w:b w:val="false"/>
-          <w:bCs w:val="false"/>
-          <w:i w:val="false"/>
-          <w:iCs w:val="false"/>
-          <w:color w:val="595959"/>
-          <w:sz w:val="17"/>
-          <w:szCs w:val="17"/>
-        </w:rPr>
-        <w:t xml:space="preserve">※ 부산·울산·경남 각 지역 기업을 최소 1개 이상 포함하여 총 10개 기업을 선정. 주최 측 참고목록(60개사)에는 9곳(조광요턴·동화엔텍·태광후지킨·파나시아·송원산업·지엠비코리아·넥센타이어·BHI·TKG태광)이 실려 있고, 해성디에스는 목록 밖에서 같은 기준으로 선정했다[3]. 모든 기업에 같은 인사 질의를 보내고, 인터뷰는 정보 충족률이 낮은 기업부터 배정한다(Ⅳ-4).</w:t>
+        <w:t xml:space="preserve">※ 주최 측 참고목록(60개사)에는 9곳(조광요턴·동화엔텍·태광후지킨·파나시아·송원산업·지엠비코리아·넥센타이어·BHI·TKG태광)이 실려 있고, 해성디에스는 목록 밖에서 같은 기준으로 선정했다[3]. 모든 기업에 같은 인사 질의를 보내고, 인터뷰는 정보 충족률이 낮은 기업부터 배정한다(Ⅳ-4).</w:t>
       </w:r>
     </w:p>
     <w:p>

--- a/reports/간판떼고_연구계획서_공식양식.docx
+++ b/reports/간판떼고_연구계획서_공식양식.docx
@@ -3204,7 +3204,7 @@
           <w:left w:val="single" w:color="000000" w:sz="4"/>
           <w:bottom w:val="single" w:color="000000" w:sz="4"/>
           <w:right w:val="single" w:color="000000" w:sz="4"/>
-          <w:insideH w:val="single" w:color="000000" w:sz="4"/>
+          <w:insideH w:val="single" w:color="A6A6A6" w:sz="2"/>
           <w:insideV w:val="single" w:color="000000" w:sz="4"/>
         </w:tblBorders>
         <w:tblLayout w:type="fixed"/>
@@ -3222,7 +3222,7 @@
             <w:tcMar>
               <w:top w:type="dxa" w:w="90"/>
               <w:left w:type="dxa" w:w="110"/>
-              <w:bottom w:type="dxa" w:w="60"/>
+              <w:bottom w:type="dxa" w:w="40"/>
               <w:right w:type="dxa" w:w="110"/>
             </w:tcMar>
           </w:tcPr>
@@ -4155,7 +4155,7 @@
           <w:left w:val="single" w:color="000000" w:sz="4"/>
           <w:bottom w:val="single" w:color="000000" w:sz="4"/>
           <w:right w:val="single" w:color="000000" w:sz="4"/>
-          <w:insideH w:val="single" w:color="000000" w:sz="4"/>
+          <w:insideH w:val="single" w:color="A6A6A6" w:sz="2"/>
           <w:insideV w:val="single" w:color="000000" w:sz="4"/>
         </w:tblBorders>
         <w:tblLayout w:type="fixed"/>
@@ -4165,7 +4165,7 @@
       </w:tblGrid>
       <w:tr>
         <w:trPr>
-          <w:cantSplit w:val="false"/>
+          <w:cantSplit/>
         </w:trPr>
         <w:tc>
           <w:tcPr>
@@ -4173,7 +4173,7 @@
             <w:tcMar>
               <w:top w:type="dxa" w:w="90"/>
               <w:left w:type="dxa" w:w="110"/>
-              <w:bottom w:type="dxa" w:w="60"/>
+              <w:bottom w:type="dxa" w:w="40"/>
               <w:right w:type="dxa" w:w="110"/>
             </w:tcMar>
           </w:tcPr>
@@ -4200,7 +4200,7 @@
           <w:p>
             <w:pPr>
               <w:pStyle w:val="Heading2"/>
-              <w:keepNext/>
+              <w:keepNext w:val="false"/>
               <w:autoSpaceDE w:val="0"/>
               <w:autoSpaceDN w:val="0"/>
               <w:spacing w:after="50" w:before="40" w:line="334" w:lineRule="exact"/>
@@ -4220,7 +4220,7 @@
           </w:p>
           <w:p>
             <w:pPr>
-              <w:keepNext/>
+              <w:keepNext w:val="false"/>
               <w:keepLines/>
               <w:autoSpaceDE w:val="0"/>
               <w:autoSpaceDN w:val="0"/>
@@ -4462,7 +4462,7 @@
                       <w:sz w:val="18"/>
                       <w:szCs w:val="18"/>
                     </w:rPr>
-                    <w:t xml:space="preserve">동남권 대학생의 지역 정주 의향은 44.4%로 비수도권 권역 가운데 가장 높다[25]. 그러나 구직자·직장인은 기업을 고를 때 연봉·보상(32~48%)을 가장 먼저 보고 기업 브랜드·인지도도 10~21%를 차지하며[26][27], 지역기업의 직무·처우 정보는 공시·채용공고·홈페이지에 흩어져 있어 같은 기준으로 비교하기 어렵다는 것이 2026년 하반기 취업을 준비하는 우리 팀의 경험이다. 이것이 학생의 선택에 영향을 주는지는 블라인드 설문(Q2)과 정보 부족 항목 조사(Q3)로 확인한다.</w:t>
+                    <w:t xml:space="preserve">동남권 대학생의 지역 정주 의향은 44.4%로 비수도권 권역 가운데 가장 높다[25]. 그러나 구직자·직장인은 기업을 고를 때 연봉·보상(32~48%)을 가장 먼저 보고 기업 브랜드·인지도도 10~21%를 차지하며[26][27], 지역기업의 직무·처우 정보는 공시·채용공고·홈페이지에 흩어져 있어 같은 기준으로 비교하기 어렵다는 것이 2026년 하반기 취업을 준비하는 우리 팀의 경험이다. 이 정보 부족이 학생의 선택에 영향을 주는지는 블라인드 설문(Q2)과 정보 부족 항목 조사(Q3)로 확인한다.</w:t>
                   </w:r>
                 </w:p>
               </w:tc>
@@ -4472,6 +4472,29 @@
             <w:pPr>
               <w:autoSpaceDE w:val="0"/>
               <w:autoSpaceDN w:val="0"/>
+              <w:spacing w:after="0" w:before="0" w:line="40" w:lineRule="exact"/>
+            </w:pPr>
+          </w:p>
+        </w:tc>
+      </w:tr>
+      <w:tr>
+        <w:trPr>
+          <w:cantSplit w:val="false"/>
+        </w:trPr>
+        <w:tc>
+          <w:tcPr>
+            <w:tcW w:type="dxa" w:w="9866"/>
+            <w:tcMar>
+              <w:top w:type="dxa" w:w="40"/>
+              <w:left w:type="dxa" w:w="110"/>
+              <w:bottom w:type="dxa" w:w="40"/>
+              <w:right w:type="dxa" w:w="110"/>
+            </w:tcMar>
+          </w:tcPr>
+          <w:p>
+            <w:pPr>
+              <w:autoSpaceDE w:val="0"/>
+              <w:autoSpaceDN w:val="0"/>
               <w:spacing w:after="0" w:before="0" w:line="120" w:lineRule="exact"/>
             </w:pPr>
           </w:p>
@@ -4527,6 +4550,29 @@
               <w:t xml:space="preserve">따라서 본 연구는 ① 지역기업 10곳의 직무와 조건을 같은 기준으로 정리하고, ② 간판을 뗐을 때 학생의 선택이 달라지는지 확인하며, ③ 제조업의 경영지원·원가·구매·해외영업 같은 비공학 직무까지 포함해 여러 전공의 학생이 쓸 수 있는 정보를 만든다. 이는 공모전의 목적과 다음과 같이 이어진다. [1][22]</w:t>
             </w:r>
           </w:p>
+          <w:p>
+            <w:pPr>
+              <w:autoSpaceDE w:val="0"/>
+              <w:autoSpaceDN w:val="0"/>
+              <w:spacing w:after="0" w:before="0" w:line="40" w:lineRule="exact"/>
+            </w:pPr>
+          </w:p>
+        </w:tc>
+      </w:tr>
+      <w:tr>
+        <w:trPr>
+          <w:cantSplit/>
+        </w:trPr>
+        <w:tc>
+          <w:tcPr>
+            <w:tcW w:type="dxa" w:w="9866"/>
+            <w:tcMar>
+              <w:top w:type="dxa" w:w="40"/>
+              <w:left w:type="dxa" w:w="110"/>
+              <w:bottom w:type="dxa" w:w="40"/>
+              <w:right w:type="dxa" w:w="110"/>
+            </w:tcMar>
+          </w:tcPr>
           <w:tbl>
             <w:tblPr>
               <w:tblW w:type="dxa" w:w="9616"/>
@@ -4907,10 +4953,33 @@
           </w:p>
           <w:p>
             <w:pPr>
-              <w:keepNext/>
-              <w:autoSpaceDE w:val="0"/>
-              <w:autoSpaceDN w:val="0"/>
-              <w:spacing w:after="50" w:before="160" w:line="305" w:lineRule="exact"/>
+              <w:autoSpaceDE w:val="0"/>
+              <w:autoSpaceDN w:val="0"/>
+              <w:spacing w:after="0" w:before="0" w:line="40" w:lineRule="exact"/>
+            </w:pPr>
+          </w:p>
+        </w:tc>
+      </w:tr>
+      <w:tr>
+        <w:trPr>
+          <w:cantSplit w:val="false"/>
+        </w:trPr>
+        <w:tc>
+          <w:tcPr>
+            <w:tcW w:type="dxa" w:w="9866"/>
+            <w:tcMar>
+              <w:top w:type="dxa" w:w="40"/>
+              <w:left w:type="dxa" w:w="110"/>
+              <w:bottom w:type="dxa" w:w="40"/>
+              <w:right w:type="dxa" w:w="110"/>
+            </w:tcMar>
+          </w:tcPr>
+          <w:p>
+            <w:pPr>
+              <w:keepNext w:val="false"/>
+              <w:autoSpaceDE w:val="0"/>
+              <w:autoSpaceDN w:val="0"/>
+              <w:spacing w:after="50" w:before="40" w:line="305" w:lineRule="exact"/>
             </w:pPr>
             <w:r>
               <w:rPr>
@@ -4928,7 +4997,7 @@
           <w:p>
             <w:pPr>
               <w:pStyle w:val="Heading2"/>
-              <w:keepNext/>
+              <w:keepNext w:val="false"/>
               <w:autoSpaceDE w:val="0"/>
               <w:autoSpaceDN w:val="0"/>
               <w:spacing w:after="50" w:before="40" w:line="334" w:lineRule="exact"/>
@@ -4948,7 +5017,7 @@
           </w:p>
           <w:p>
             <w:pPr>
-              <w:keepNext/>
+              <w:keepNext w:val="false"/>
               <w:keepLines/>
               <w:autoSpaceDE w:val="0"/>
               <w:autoSpaceDN w:val="0"/>
@@ -5457,11 +5526,34 @@
           </w:p>
           <w:p>
             <w:pPr>
+              <w:autoSpaceDE w:val="0"/>
+              <w:autoSpaceDN w:val="0"/>
+              <w:spacing w:after="0" w:before="0" w:line="40" w:lineRule="exact"/>
+            </w:pPr>
+          </w:p>
+        </w:tc>
+      </w:tr>
+      <w:tr>
+        <w:trPr>
+          <w:cantSplit/>
+        </w:trPr>
+        <w:tc>
+          <w:tcPr>
+            <w:tcW w:type="dxa" w:w="9866"/>
+            <w:tcMar>
+              <w:top w:type="dxa" w:w="40"/>
+              <w:left w:type="dxa" w:w="110"/>
+              <w:bottom w:type="dxa" w:w="40"/>
+              <w:right w:type="dxa" w:w="110"/>
+            </w:tcMar>
+          </w:tcPr>
+          <w:p>
+            <w:pPr>
               <w:pStyle w:val="Heading2"/>
-              <w:keepNext/>
-              <w:autoSpaceDE w:val="0"/>
-              <w:autoSpaceDN w:val="0"/>
-              <w:spacing w:after="50" w:before="220" w:line="334" w:lineRule="exact"/>
+              <w:keepNext w:val="false"/>
+              <w:autoSpaceDE w:val="0"/>
+              <w:autoSpaceDN w:val="0"/>
+              <w:spacing w:after="50" w:before="40" w:line="334" w:lineRule="exact"/>
             </w:pPr>
             <w:r>
               <w:rPr>
@@ -5478,7 +5570,7 @@
           </w:p>
           <w:p>
             <w:pPr>
-              <w:keepNext/>
+              <w:keepNext w:val="false"/>
               <w:keepLines/>
               <w:autoSpaceDE w:val="0"/>
               <w:autoSpaceDN w:val="0"/>
@@ -6075,7 +6167,7 @@
           <w:left w:val="single" w:color="000000" w:sz="4"/>
           <w:bottom w:val="single" w:color="000000" w:sz="4"/>
           <w:right w:val="single" w:color="000000" w:sz="4"/>
-          <w:insideH w:val="single" w:color="000000" w:sz="4"/>
+          <w:insideH w:val="single" w:color="A6A6A6" w:sz="2"/>
           <w:insideV w:val="single" w:color="000000" w:sz="4"/>
         </w:tblBorders>
         <w:tblLayout w:type="fixed"/>
@@ -6085,7 +6177,7 @@
       </w:tblGrid>
       <w:tr>
         <w:trPr>
-          <w:cantSplit w:val="false"/>
+          <w:cantSplit/>
         </w:trPr>
         <w:tc>
           <w:tcPr>
@@ -6093,7 +6185,7 @@
             <w:tcMar>
               <w:top w:type="dxa" w:w="90"/>
               <w:left w:type="dxa" w:w="110"/>
-              <w:bottom w:type="dxa" w:w="60"/>
+              <w:bottom w:type="dxa" w:w="40"/>
               <w:right w:type="dxa" w:w="110"/>
             </w:tcMar>
           </w:tcPr>
@@ -6119,7 +6211,7 @@
           </w:p>
           <w:p>
             <w:pPr>
-              <w:keepNext/>
+              <w:keepNext w:val="false"/>
               <w:keepLines/>
               <w:autoSpaceDE w:val="0"/>
               <w:autoSpaceDN w:val="0"/>
@@ -6142,7 +6234,7 @@
           <w:p>
             <w:pPr>
               <w:pStyle w:val="Heading2"/>
-              <w:keepNext/>
+              <w:keepNext w:val="false"/>
               <w:autoSpaceDE w:val="0"/>
               <w:autoSpaceDN w:val="0"/>
               <w:spacing w:after="50" w:before="60" w:line="334" w:lineRule="exact"/>
@@ -7376,8 +7468,31 @@
           </w:tbl>
           <w:p>
             <w:pPr>
+              <w:autoSpaceDE w:val="0"/>
+              <w:autoSpaceDN w:val="0"/>
+              <w:spacing w:after="0" w:before="0" w:line="40" w:lineRule="exact"/>
+            </w:pPr>
+          </w:p>
+        </w:tc>
+      </w:tr>
+      <w:tr>
+        <w:trPr>
+          <w:cantSplit/>
+        </w:trPr>
+        <w:tc>
+          <w:tcPr>
+            <w:tcW w:type="dxa" w:w="9866"/>
+            <w:tcMar>
+              <w:top w:type="dxa" w:w="40"/>
+              <w:left w:type="dxa" w:w="110"/>
+              <w:bottom w:type="dxa" w:w="40"/>
+              <w:right w:type="dxa" w:w="110"/>
+            </w:tcMar>
+          </w:tcPr>
+          <w:p>
+            <w:pPr>
               <w:pStyle w:val="Heading2"/>
-              <w:keepNext/>
+              <w:keepNext w:val="false"/>
               <w:autoSpaceDE w:val="0"/>
               <w:autoSpaceDN w:val="0"/>
               <w:spacing w:after="50" w:before="220" w:line="334" w:lineRule="exact"/>
@@ -7397,7 +7512,7 @@
           </w:p>
           <w:p>
             <w:pPr>
-              <w:keepNext/>
+              <w:keepNext w:val="false"/>
               <w:keepLines/>
               <w:autoSpaceDE w:val="0"/>
               <w:autoSpaceDN w:val="0"/>
@@ -7420,7 +7535,7 @@
           <w:p>
             <w:pPr>
               <w:pStyle w:val="Heading3"/>
-              <w:keepNext/>
+              <w:keepNext w:val="false"/>
               <w:autoSpaceDE w:val="0"/>
               <w:autoSpaceDN w:val="0"/>
               <w:spacing w:after="30" w:before="40" w:line="305" w:lineRule="exact"/>
@@ -7435,7 +7550,7 @@
                 <w:sz w:val="21"/>
                 <w:szCs w:val="21"/>
               </w:rPr>
-              <w:t xml:space="preserve">(1) 먼저 거른다 — 평판·결격 점검</w:t>
+              <w:t xml:space="preserve">(1) 결격 사유가 있으면 대상에서 제외한다 — 평판·결격 점검</w:t>
             </w:r>
           </w:p>
           <w:p>
@@ -8075,6 +8190,29 @@
             <w:pPr>
               <w:autoSpaceDE w:val="0"/>
               <w:autoSpaceDN w:val="0"/>
+              <w:spacing w:after="0" w:before="0" w:line="40" w:lineRule="exact"/>
+            </w:pPr>
+          </w:p>
+        </w:tc>
+      </w:tr>
+      <w:tr>
+        <w:trPr>
+          <w:cantSplit w:val="false"/>
+        </w:trPr>
+        <w:tc>
+          <w:tcPr>
+            <w:tcW w:type="dxa" w:w="9866"/>
+            <w:tcMar>
+              <w:top w:type="dxa" w:w="40"/>
+              <w:left w:type="dxa" w:w="110"/>
+              <w:bottom w:type="dxa" w:w="40"/>
+              <w:right w:type="dxa" w:w="110"/>
+            </w:tcMar>
+          </w:tcPr>
+          <w:p>
+            <w:pPr>
+              <w:autoSpaceDE w:val="0"/>
+              <w:autoSpaceDN w:val="0"/>
               <w:spacing w:after="0" w:before="0" w:line="80" w:lineRule="exact"/>
             </w:pPr>
           </w:p>
@@ -8228,8 +8366,31 @@
           </w:p>
           <w:p>
             <w:pPr>
+              <w:autoSpaceDE w:val="0"/>
+              <w:autoSpaceDN w:val="0"/>
+              <w:spacing w:after="0" w:before="0" w:line="40" w:lineRule="exact"/>
+            </w:pPr>
+          </w:p>
+        </w:tc>
+      </w:tr>
+      <w:tr>
+        <w:trPr>
+          <w:cantSplit/>
+        </w:trPr>
+        <w:tc>
+          <w:tcPr>
+            <w:tcW w:type="dxa" w:w="9866"/>
+            <w:tcMar>
+              <w:top w:type="dxa" w:w="40"/>
+              <w:left w:type="dxa" w:w="110"/>
+              <w:bottom w:type="dxa" w:w="40"/>
+              <w:right w:type="dxa" w:w="110"/>
+            </w:tcMar>
+          </w:tcPr>
+          <w:p>
+            <w:pPr>
               <w:pStyle w:val="Heading3"/>
-              <w:keepNext/>
+              <w:keepNext w:val="false"/>
               <w:autoSpaceDE w:val="0"/>
               <w:autoSpaceDN w:val="0"/>
               <w:spacing w:after="30" w:before="140" w:line="305" w:lineRule="exact"/>
@@ -9352,8 +9513,31 @@
           </w:tbl>
           <w:p>
             <w:pPr>
+              <w:autoSpaceDE w:val="0"/>
+              <w:autoSpaceDN w:val="0"/>
+              <w:spacing w:after="0" w:before="0" w:line="40" w:lineRule="exact"/>
+            </w:pPr>
+          </w:p>
+        </w:tc>
+      </w:tr>
+      <w:tr>
+        <w:trPr>
+          <w:cantSplit/>
+        </w:trPr>
+        <w:tc>
+          <w:tcPr>
+            <w:tcW w:type="dxa" w:w="9866"/>
+            <w:tcMar>
+              <w:top w:type="dxa" w:w="40"/>
+              <w:left w:type="dxa" w:w="110"/>
+              <w:bottom w:type="dxa" w:w="40"/>
+              <w:right w:type="dxa" w:w="110"/>
+            </w:tcMar>
+          </w:tcPr>
+          <w:p>
+            <w:pPr>
               <w:pStyle w:val="Heading3"/>
-              <w:keepNext/>
+              <w:keepNext w:val="false"/>
               <w:autoSpaceDE w:val="0"/>
               <w:autoSpaceDN w:val="0"/>
               <w:spacing w:after="30" w:before="140" w:line="305" w:lineRule="exact"/>
@@ -10239,6 +10423,29 @@
           </w:p>
           <w:p>
             <w:pPr>
+              <w:autoSpaceDE w:val="0"/>
+              <w:autoSpaceDN w:val="0"/>
+              <w:spacing w:after="0" w:before="0" w:line="40" w:lineRule="exact"/>
+            </w:pPr>
+          </w:p>
+        </w:tc>
+      </w:tr>
+      <w:tr>
+        <w:trPr>
+          <w:cantSplit w:val="false"/>
+        </w:trPr>
+        <w:tc>
+          <w:tcPr>
+            <w:tcW w:type="dxa" w:w="9866"/>
+            <w:tcMar>
+              <w:top w:type="dxa" w:w="40"/>
+              <w:left w:type="dxa" w:w="110"/>
+              <w:bottom w:type="dxa" w:w="40"/>
+              <w:right w:type="dxa" w:w="110"/>
+            </w:tcMar>
+          </w:tcPr>
+          <w:p>
+            <w:pPr>
               <w:keepLines/>
               <w:autoSpaceDE w:val="0"/>
               <w:autoSpaceDN w:val="0"/>
@@ -10266,13 +10473,36 @@
                 <w:sz w:val="18"/>
                 <w:szCs w:val="18"/>
               </w:rPr>
-              <w:t xml:space="preserve"> 정부·지자체의 청년 일자리 우수기업 기준과 공식 결과보고서 양식에 맞추었다. 「청년일자리 강소기업」(고용노동부)은 임금체불·산재 공표 등 결격 사유를 먼저 거른 뒤 임금 등 보수, 고용안정, 일생활균형, 교육훈련, 혁신역량 등을 보고[28], 부산시 「청끌기업」은 부산 청년이 직접 참여해 급여·복지·워라밸·미래 측면에서 끌리는 기업을 뽑는다[29]. 결과보고서 양식의 종합 비교표 기준(성장성·기술력·직무매력·근무환경·글로벌·적합성)과도 대응하며, ‘적합성’은 블라인드 학생 선호(30%)로 반영한다[4].</w:t>
-            </w:r>
-          </w:p>
+              <w:t xml:space="preserve"> 정부·지자체의 청년 일자리 우수기업 기준과 공식 결과보고서 양식에 맞추었다. 「청년일자리 강소기업」(고용노동부)은 임금체불·산재 공표 등 결격 사유를 먼저 거른 뒤 임금 등 보수, 고용안정, 일생활균형, 교육훈련, 혁신역량 등을 보고[28], 부산시 「청끌기업」은 부산 청년이 직접 참여해 급여·복지·워라밸·미래 측면에서 끌리는 기업을 뽑는다[29]. 결과보고서 양식의 종합 비교표 기준(성장성·기술력·직무매력·근무환경·글로벌·적합성·기타)과도 대응하며, ‘적합성’은 블라인드 학생 선호(30%)로 반영한다[4].</w:t>
+            </w:r>
+          </w:p>
+          <w:p>
+            <w:pPr>
+              <w:autoSpaceDE w:val="0"/>
+              <w:autoSpaceDN w:val="0"/>
+              <w:spacing w:after="0" w:before="0" w:line="40" w:lineRule="exact"/>
+            </w:pPr>
+          </w:p>
+        </w:tc>
+      </w:tr>
+      <w:tr>
+        <w:trPr>
+          <w:cantSplit w:val="false"/>
+        </w:trPr>
+        <w:tc>
+          <w:tcPr>
+            <w:tcW w:type="dxa" w:w="9866"/>
+            <w:tcMar>
+              <w:top w:type="dxa" w:w="40"/>
+              <w:left w:type="dxa" w:w="110"/>
+              <w:bottom w:type="dxa" w:w="40"/>
+              <w:right w:type="dxa" w:w="110"/>
+            </w:tcMar>
+          </w:tcPr>
           <w:p>
             <w:pPr>
               <w:pStyle w:val="Heading3"/>
-              <w:keepNext/>
+              <w:keepNext w:val="false"/>
               <w:autoSpaceDE w:val="0"/>
               <w:autoSpaceDN w:val="0"/>
               <w:spacing w:after="30" w:before="140" w:line="305" w:lineRule="exact"/>
@@ -10440,8 +10670,31 @@
           </w:p>
           <w:p>
             <w:pPr>
+              <w:autoSpaceDE w:val="0"/>
+              <w:autoSpaceDN w:val="0"/>
+              <w:spacing w:after="0" w:before="0" w:line="40" w:lineRule="exact"/>
+            </w:pPr>
+          </w:p>
+        </w:tc>
+      </w:tr>
+      <w:tr>
+        <w:trPr>
+          <w:cantSplit w:val="false"/>
+        </w:trPr>
+        <w:tc>
+          <w:tcPr>
+            <w:tcW w:type="dxa" w:w="9866"/>
+            <w:tcMar>
+              <w:top w:type="dxa" w:w="40"/>
+              <w:left w:type="dxa" w:w="110"/>
+              <w:bottom w:type="dxa" w:w="40"/>
+              <w:right w:type="dxa" w:w="110"/>
+            </w:tcMar>
+          </w:tcPr>
+          <w:p>
+            <w:pPr>
               <w:pStyle w:val="Heading2"/>
-              <w:keepNext/>
+              <w:keepNext w:val="false"/>
               <w:autoSpaceDE w:val="0"/>
               <w:autoSpaceDN w:val="0"/>
               <w:spacing w:after="50" w:before="220" w:line="334" w:lineRule="exact"/>
@@ -10461,7 +10714,7 @@
           </w:p>
           <w:p>
             <w:pPr>
-              <w:keepNext/>
+              <w:keepNext w:val="false"/>
               <w:keepLines/>
               <w:autoSpaceDE w:val="0"/>
               <w:autoSpaceDN w:val="0"/>
@@ -10484,7 +10737,7 @@
           <w:p>
             <w:pPr>
               <w:pStyle w:val="Heading3"/>
-              <w:keepNext/>
+              <w:keepNext w:val="false"/>
               <w:autoSpaceDE w:val="0"/>
               <w:autoSpaceDN w:val="0"/>
               <w:spacing w:after="30" w:before="40" w:line="305" w:lineRule="exact"/>
@@ -10615,8 +10868,31 @@
           </w:p>
           <w:p>
             <w:pPr>
+              <w:autoSpaceDE w:val="0"/>
+              <w:autoSpaceDN w:val="0"/>
+              <w:spacing w:after="0" w:before="0" w:line="40" w:lineRule="exact"/>
+            </w:pPr>
+          </w:p>
+        </w:tc>
+      </w:tr>
+      <w:tr>
+        <w:trPr>
+          <w:cantSplit/>
+        </w:trPr>
+        <w:tc>
+          <w:tcPr>
+            <w:tcW w:type="dxa" w:w="9866"/>
+            <w:tcMar>
+              <w:top w:type="dxa" w:w="40"/>
+              <w:left w:type="dxa" w:w="110"/>
+              <w:bottom w:type="dxa" w:w="40"/>
+              <w:right w:type="dxa" w:w="110"/>
+            </w:tcMar>
+          </w:tcPr>
+          <w:p>
+            <w:pPr>
               <w:pStyle w:val="Heading3"/>
-              <w:keepNext/>
+              <w:keepNext w:val="false"/>
               <w:autoSpaceDE w:val="0"/>
               <w:autoSpaceDN w:val="0"/>
               <w:spacing w:after="30" w:before="140" w:line="305" w:lineRule="exact"/>
@@ -11261,8 +11537,31 @@
           </w:tbl>
           <w:p>
             <w:pPr>
+              <w:autoSpaceDE w:val="0"/>
+              <w:autoSpaceDN w:val="0"/>
+              <w:spacing w:after="0" w:before="0" w:line="40" w:lineRule="exact"/>
+            </w:pPr>
+          </w:p>
+        </w:tc>
+      </w:tr>
+      <w:tr>
+        <w:trPr>
+          <w:cantSplit w:val="false"/>
+        </w:trPr>
+        <w:tc>
+          <w:tcPr>
+            <w:tcW w:type="dxa" w:w="9866"/>
+            <w:tcMar>
+              <w:top w:type="dxa" w:w="40"/>
+              <w:left w:type="dxa" w:w="110"/>
+              <w:bottom w:type="dxa" w:w="40"/>
+              <w:right w:type="dxa" w:w="110"/>
+            </w:tcMar>
+          </w:tcPr>
+          <w:p>
+            <w:pPr>
               <w:pStyle w:val="Heading3"/>
-              <w:keepNext/>
+              <w:keepNext w:val="false"/>
               <w:autoSpaceDE w:val="0"/>
               <w:autoSpaceDN w:val="0"/>
               <w:spacing w:after="30" w:before="140" w:line="305" w:lineRule="exact"/>
@@ -11388,13 +11687,36 @@
                 <w:sz w:val="20"/>
                 <w:szCs w:val="20"/>
               </w:rPr>
-              <w:t xml:space="preserve"> 성명·학번·연락처는 수집하지 않는다. 조사 목적과 정보가 가려진 카드가 있음을 알리고 자발적 참여와 중단 가능성을 설명하며, 조사 종료 시 기업명과 실제 근무지역을 안내한다. 추첨·사용 과제 참여 연락처는 응답과 분리된 별도 양식으로 받아 추첨 후 파기하고, 원자료는 팀원만 접근하는 저장소에 두었다가 2026. 12. 31.에 파기한다.</w:t>
-            </w:r>
-          </w:p>
+              <w:t xml:space="preserve"> 설문 응답에는 성명·학번·연락처를 포함하지 않는다. 조사 목적과 정보가 가려진 카드가 있음을 알리고 자발적 참여와 중단 가능성을 설명하며, 조사 종료 시 기업명과 실제 근무지역을 안내한다. 추첨·사용 과제 참여 연락처는 응답과 분리된 별도 양식으로 받아 추첨 후 파기하고, 원자료는 팀원만 접근하는 저장소에 두었다가 2026. 12. 31.에 파기한다.</w:t>
+            </w:r>
+          </w:p>
+          <w:p>
+            <w:pPr>
+              <w:autoSpaceDE w:val="0"/>
+              <w:autoSpaceDN w:val="0"/>
+              <w:spacing w:after="0" w:before="0" w:line="40" w:lineRule="exact"/>
+            </w:pPr>
+          </w:p>
+        </w:tc>
+      </w:tr>
+      <w:tr>
+        <w:trPr>
+          <w:cantSplit/>
+        </w:trPr>
+        <w:tc>
+          <w:tcPr>
+            <w:tcW w:type="dxa" w:w="9866"/>
+            <w:tcMar>
+              <w:top w:type="dxa" w:w="40"/>
+              <w:left w:type="dxa" w:w="110"/>
+              <w:bottom w:type="dxa" w:w="40"/>
+              <w:right w:type="dxa" w:w="110"/>
+            </w:tcMar>
+          </w:tcPr>
           <w:p>
             <w:pPr>
               <w:pStyle w:val="Heading2"/>
-              <w:keepNext/>
+              <w:keepNext w:val="false"/>
               <w:autoSpaceDE w:val="0"/>
               <w:autoSpaceDN w:val="0"/>
               <w:spacing w:after="50" w:before="220" w:line="334" w:lineRule="exact"/>
@@ -11414,7 +11736,7 @@
           </w:p>
           <w:p>
             <w:pPr>
-              <w:keepNext/>
+              <w:keepNext w:val="false"/>
               <w:keepLines/>
               <w:autoSpaceDE w:val="0"/>
               <w:autoSpaceDN w:val="0"/>
@@ -11987,6 +12309,29 @@
             <w:pPr>
               <w:autoSpaceDE w:val="0"/>
               <w:autoSpaceDN w:val="0"/>
+              <w:spacing w:after="0" w:before="0" w:line="40" w:lineRule="exact"/>
+            </w:pPr>
+          </w:p>
+        </w:tc>
+      </w:tr>
+      <w:tr>
+        <w:trPr>
+          <w:cantSplit w:val="false"/>
+        </w:trPr>
+        <w:tc>
+          <w:tcPr>
+            <w:tcW w:type="dxa" w:w="9866"/>
+            <w:tcMar>
+              <w:top w:type="dxa" w:w="40"/>
+              <w:left w:type="dxa" w:w="110"/>
+              <w:bottom w:type="dxa" w:w="40"/>
+              <w:right w:type="dxa" w:w="110"/>
+            </w:tcMar>
+          </w:tcPr>
+          <w:p>
+            <w:pPr>
+              <w:autoSpaceDE w:val="0"/>
+              <w:autoSpaceDN w:val="0"/>
               <w:spacing w:after="0" w:before="0" w:line="120" w:lineRule="exact"/>
             </w:pPr>
           </w:p>
@@ -12177,8 +12522,31 @@
           </w:p>
           <w:p>
             <w:pPr>
+              <w:autoSpaceDE w:val="0"/>
+              <w:autoSpaceDN w:val="0"/>
+              <w:spacing w:after="0" w:before="0" w:line="40" w:lineRule="exact"/>
+            </w:pPr>
+          </w:p>
+        </w:tc>
+      </w:tr>
+      <w:tr>
+        <w:trPr>
+          <w:cantSplit/>
+        </w:trPr>
+        <w:tc>
+          <w:tcPr>
+            <w:tcW w:type="dxa" w:w="9866"/>
+            <w:tcMar>
+              <w:top w:type="dxa" w:w="40"/>
+              <w:left w:type="dxa" w:w="110"/>
+              <w:bottom w:type="dxa" w:w="40"/>
+              <w:right w:type="dxa" w:w="110"/>
+            </w:tcMar>
+          </w:tcPr>
+          <w:p>
+            <w:pPr>
               <w:pStyle w:val="Heading2"/>
-              <w:keepNext/>
+              <w:keepNext w:val="false"/>
               <w:autoSpaceDE w:val="0"/>
               <w:autoSpaceDN w:val="0"/>
               <w:spacing w:after="50" w:before="220" w:line="334" w:lineRule="exact"/>
@@ -12198,7 +12566,7 @@
           </w:p>
           <w:p>
             <w:pPr>
-              <w:keepNext/>
+              <w:keepNext w:val="false"/>
               <w:keepLines/>
               <w:autoSpaceDE w:val="0"/>
               <w:autoSpaceDN w:val="0"/>
@@ -12297,6 +12665,29 @@
             <w:pPr>
               <w:autoSpaceDE w:val="0"/>
               <w:autoSpaceDN w:val="0"/>
+              <w:spacing w:after="0" w:before="0" w:line="40" w:lineRule="exact"/>
+            </w:pPr>
+          </w:p>
+        </w:tc>
+      </w:tr>
+      <w:tr>
+        <w:trPr>
+          <w:cantSplit w:val="false"/>
+        </w:trPr>
+        <w:tc>
+          <w:tcPr>
+            <w:tcW w:type="dxa" w:w="9866"/>
+            <w:tcMar>
+              <w:top w:type="dxa" w:w="40"/>
+              <w:left w:type="dxa" w:w="110"/>
+              <w:bottom w:type="dxa" w:w="40"/>
+              <w:right w:type="dxa" w:w="110"/>
+            </w:tcMar>
+          </w:tcPr>
+          <w:p>
+            <w:pPr>
+              <w:autoSpaceDE w:val="0"/>
+              <w:autoSpaceDN w:val="0"/>
               <w:spacing w:after="0" w:before="0" w:line="120" w:lineRule="exact"/>
             </w:pPr>
           </w:p>
@@ -12524,8 +12915,31 @@
           </w:p>
           <w:p>
             <w:pPr>
+              <w:autoSpaceDE w:val="0"/>
+              <w:autoSpaceDN w:val="0"/>
+              <w:spacing w:after="0" w:before="0" w:line="40" w:lineRule="exact"/>
+            </w:pPr>
+          </w:p>
+        </w:tc>
+      </w:tr>
+      <w:tr>
+        <w:trPr>
+          <w:cantSplit/>
+        </w:trPr>
+        <w:tc>
+          <w:tcPr>
+            <w:tcW w:type="dxa" w:w="9866"/>
+            <w:tcMar>
+              <w:top w:type="dxa" w:w="40"/>
+              <w:left w:type="dxa" w:w="110"/>
+              <w:bottom w:type="dxa" w:w="40"/>
+              <w:right w:type="dxa" w:w="110"/>
+            </w:tcMar>
+          </w:tcPr>
+          <w:p>
+            <w:pPr>
               <w:pStyle w:val="Heading2"/>
-              <w:keepNext/>
+              <w:keepNext w:val="false"/>
               <w:autoSpaceDE w:val="0"/>
               <w:autoSpaceDN w:val="0"/>
               <w:spacing w:after="50" w:before="220" w:line="334" w:lineRule="exact"/>
@@ -12545,7 +12959,7 @@
           </w:p>
           <w:p>
             <w:pPr>
-              <w:keepNext/>
+              <w:keepNext w:val="false"/>
               <w:keepLines/>
               <w:autoSpaceDE w:val="0"/>
               <w:autoSpaceDN w:val="0"/>
@@ -12795,8 +13209,31 @@
           </w:tbl>
           <w:p>
             <w:pPr>
+              <w:autoSpaceDE w:val="0"/>
+              <w:autoSpaceDN w:val="0"/>
+              <w:spacing w:after="0" w:before="0" w:line="40" w:lineRule="exact"/>
+            </w:pPr>
+          </w:p>
+        </w:tc>
+      </w:tr>
+      <w:tr>
+        <w:trPr>
+          <w:cantSplit/>
+        </w:trPr>
+        <w:tc>
+          <w:tcPr>
+            <w:tcW w:type="dxa" w:w="9866"/>
+            <w:tcMar>
+              <w:top w:type="dxa" w:w="40"/>
+              <w:left w:type="dxa" w:w="110"/>
+              <w:bottom w:type="dxa" w:w="40"/>
+              <w:right w:type="dxa" w:w="110"/>
+            </w:tcMar>
+          </w:tcPr>
+          <w:p>
+            <w:pPr>
               <w:pStyle w:val="Heading2"/>
-              <w:keepNext/>
+              <w:keepNext w:val="false"/>
               <w:autoSpaceDE w:val="0"/>
               <w:autoSpaceDN w:val="0"/>
               <w:spacing w:after="50" w:before="220" w:line="334" w:lineRule="exact"/>
@@ -12816,7 +13253,7 @@
           </w:p>
           <w:p>
             <w:pPr>
-              <w:keepNext/>
+              <w:keepNext w:val="false"/>
               <w:keepLines/>
               <w:autoSpaceDE w:val="0"/>
               <w:autoSpaceDN w:val="0"/>
@@ -12839,7 +13276,7 @@
           <w:p>
             <w:pPr>
               <w:pStyle w:val="Heading3"/>
-              <w:keepNext/>
+              <w:keepNext w:val="false"/>
               <w:autoSpaceDE w:val="0"/>
               <w:autoSpaceDN w:val="0"/>
               <w:spacing w:after="30" w:before="40" w:line="305" w:lineRule="exact"/>
@@ -13304,8 +13741,31 @@
           </w:tbl>
           <w:p>
             <w:pPr>
+              <w:autoSpaceDE w:val="0"/>
+              <w:autoSpaceDN w:val="0"/>
+              <w:spacing w:after="0" w:before="0" w:line="40" w:lineRule="exact"/>
+            </w:pPr>
+          </w:p>
+        </w:tc>
+      </w:tr>
+      <w:tr>
+        <w:trPr>
+          <w:cantSplit/>
+        </w:trPr>
+        <w:tc>
+          <w:tcPr>
+            <w:tcW w:type="dxa" w:w="9866"/>
+            <w:tcMar>
+              <w:top w:type="dxa" w:w="40"/>
+              <w:left w:type="dxa" w:w="110"/>
+              <w:bottom w:type="dxa" w:w="40"/>
+              <w:right w:type="dxa" w:w="110"/>
+            </w:tcMar>
+          </w:tcPr>
+          <w:p>
+            <w:pPr>
               <w:pStyle w:val="Heading3"/>
-              <w:keepNext/>
+              <w:keepNext w:val="false"/>
               <w:autoSpaceDE w:val="0"/>
               <w:autoSpaceDN w:val="0"/>
               <w:spacing w:after="30" w:before="140" w:line="305" w:lineRule="exact"/>
@@ -13902,8 +14362,31 @@
           </w:p>
           <w:p>
             <w:pPr>
+              <w:autoSpaceDE w:val="0"/>
+              <w:autoSpaceDN w:val="0"/>
+              <w:spacing w:after="0" w:before="0" w:line="40" w:lineRule="exact"/>
+            </w:pPr>
+          </w:p>
+        </w:tc>
+      </w:tr>
+      <w:tr>
+        <w:trPr>
+          <w:cantSplit/>
+        </w:trPr>
+        <w:tc>
+          <w:tcPr>
+            <w:tcW w:type="dxa" w:w="9866"/>
+            <w:tcMar>
+              <w:top w:type="dxa" w:w="40"/>
+              <w:left w:type="dxa" w:w="110"/>
+              <w:bottom w:type="dxa" w:w="40"/>
+              <w:right w:type="dxa" w:w="110"/>
+            </w:tcMar>
+          </w:tcPr>
+          <w:p>
+            <w:pPr>
               <w:pStyle w:val="Heading2"/>
-              <w:keepNext/>
+              <w:keepNext w:val="false"/>
               <w:autoSpaceDE w:val="0"/>
               <w:autoSpaceDN w:val="0"/>
               <w:spacing w:after="50" w:before="220" w:line="334" w:lineRule="exact"/>
@@ -13923,7 +14406,7 @@
           </w:p>
           <w:p>
             <w:pPr>
-              <w:keepNext/>
+              <w:keepNext w:val="false"/>
               <w:keepLines/>
               <w:autoSpaceDE w:val="0"/>
               <w:autoSpaceDN w:val="0"/>
@@ -14248,8 +14731,31 @@
           </w:tbl>
           <w:p>
             <w:pPr>
+              <w:autoSpaceDE w:val="0"/>
+              <w:autoSpaceDN w:val="0"/>
+              <w:spacing w:after="0" w:before="0" w:line="40" w:lineRule="exact"/>
+            </w:pPr>
+          </w:p>
+        </w:tc>
+      </w:tr>
+      <w:tr>
+        <w:trPr>
+          <w:cantSplit/>
+        </w:trPr>
+        <w:tc>
+          <w:tcPr>
+            <w:tcW w:type="dxa" w:w="9866"/>
+            <w:tcMar>
+              <w:top w:type="dxa" w:w="40"/>
+              <w:left w:type="dxa" w:w="110"/>
+              <w:bottom w:type="dxa" w:w="40"/>
+              <w:right w:type="dxa" w:w="110"/>
+            </w:tcMar>
+          </w:tcPr>
+          <w:p>
+            <w:pPr>
               <w:pStyle w:val="Heading2"/>
-              <w:keepNext/>
+              <w:keepNext w:val="false"/>
               <w:autoSpaceDE w:val="0"/>
               <w:autoSpaceDN w:val="0"/>
               <w:spacing w:after="50" w:before="220" w:line="334" w:lineRule="exact"/>
@@ -14269,7 +14775,7 @@
           </w:p>
           <w:p>
             <w:pPr>
-              <w:keepNext/>
+              <w:keepNext w:val="false"/>
               <w:keepLines/>
               <w:autoSpaceDE w:val="0"/>
               <w:autoSpaceDN w:val="0"/>
@@ -17425,8 +17931,31 @@
           </w:tbl>
           <w:p>
             <w:pPr>
+              <w:autoSpaceDE w:val="0"/>
+              <w:autoSpaceDN w:val="0"/>
+              <w:spacing w:after="0" w:before="0" w:line="40" w:lineRule="exact"/>
+            </w:pPr>
+          </w:p>
+        </w:tc>
+      </w:tr>
+      <w:tr>
+        <w:trPr>
+          <w:cantSplit/>
+        </w:trPr>
+        <w:tc>
+          <w:tcPr>
+            <w:tcW w:type="dxa" w:w="9866"/>
+            <w:tcMar>
+              <w:top w:type="dxa" w:w="40"/>
+              <w:left w:type="dxa" w:w="110"/>
+              <w:bottom w:type="dxa" w:w="40"/>
+              <w:right w:type="dxa" w:w="110"/>
+            </w:tcMar>
+          </w:tcPr>
+          <w:p>
+            <w:pPr>
               <w:pStyle w:val="Heading2"/>
-              <w:keepNext/>
+              <w:keepNext w:val="false"/>
               <w:autoSpaceDE w:val="0"/>
               <w:autoSpaceDN w:val="0"/>
               <w:spacing w:after="50" w:before="220" w:line="334" w:lineRule="exact"/>
@@ -17446,7 +17975,7 @@
           </w:p>
           <w:p>
             <w:pPr>
-              <w:keepNext/>
+              <w:keepNext w:val="false"/>
               <w:keepLines/>
               <w:autoSpaceDE w:val="0"/>
               <w:autoSpaceDN w:val="0"/>
@@ -18428,9 +18957,10 @@
       <w:pPr>
         <w:pStyle w:val="Heading1"/>
         <w:keepNext/>
+        <w:pageBreakBefore/>
         <w:autoSpaceDE w:val="0"/>
         <w:autoSpaceDN w:val="0"/>
-        <w:spacing w:after="100" w:before="360" w:line="364" w:lineRule="exact"/>
+        <w:spacing w:after="100" w:before="0" w:line="364" w:lineRule="exact"/>
       </w:pPr>
       <w:r>
         <w:rPr>
@@ -21463,7 +21993,7 @@
                 <w:sz w:val="16"/>
                 <w:szCs w:val="16"/>
               </w:rPr>
-              <w:t xml:space="preserve">함안에서 설계·생산기술 인력을 신입·경력으로 뽑는 발전설비 기업이다[13].</w:t>
+              <w:t xml:space="preserve">함안에서 설계·토목·구매 등 인력을 신입·경력으로 뽑는 발전설비 기업이다[13].</w:t>
             </w:r>
           </w:p>
           <w:p>
@@ -21815,11 +22345,10 @@
       </w:tblPr>
       <w:tblGrid>
         <w:gridCol w:w="1183"/>
-        <w:gridCol w:w="1479"/>
-        <w:gridCol w:w="1874"/>
+        <w:gridCol w:w="1578"/>
+        <w:gridCol w:w="2170"/>
         <w:gridCol w:w="789"/>
-        <w:gridCol w:w="690"/>
-        <w:gridCol w:w="3851"/>
+        <w:gridCol w:w="4146"/>
       </w:tblGrid>
       <w:tr>
         <w:trPr>
@@ -21861,7 +22390,7 @@
         </w:tc>
         <w:tc>
           <w:tcPr>
-            <w:tcW w:type="dxa" w:w="1479"/>
+            <w:tcW w:type="dxa" w:w="1578"/>
             <w:shd w:fill="C1D5EC" w:color="auto" w:val="clear"/>
             <w:tcMar>
               <w:top w:type="dxa" w:w="50"/>
@@ -21894,7 +22423,7 @@
         </w:tc>
         <w:tc>
           <w:tcPr>
-            <w:tcW w:type="dxa" w:w="1874"/>
+            <w:tcW w:type="dxa" w:w="2170"/>
             <w:shd w:fill="C1D5EC" w:color="auto" w:val="clear"/>
             <w:tcMar>
               <w:top w:type="dxa" w:w="50"/>
@@ -21954,46 +22483,13 @@
                 <w:sz w:val="16"/>
                 <w:szCs w:val="16"/>
               </w:rPr>
-              <w:t xml:space="preserve">참고목록</w:t>
-            </w:r>
-          </w:p>
-        </w:tc>
-        <w:tc>
-          <w:tcPr>
-            <w:tcW w:type="dxa" w:w="690"/>
-            <w:shd w:fill="C1D5EC" w:color="auto" w:val="clear"/>
-            <w:tcMar>
-              <w:top w:type="dxa" w:w="50"/>
-              <w:left w:type="dxa" w:w="60"/>
-              <w:bottom w:type="dxa" w:w="50"/>
-              <w:right w:type="dxa" w:w="60"/>
-            </w:tcMar>
-            <w:vAlign w:val="center"/>
-          </w:tcPr>
-          <w:p>
-            <w:pPr>
-              <w:autoSpaceDE w:val="0"/>
-              <w:autoSpaceDN w:val="0"/>
-              <w:spacing w:after="20" w:before="0" w:line="218" w:lineRule="exact"/>
-              <w:jc w:val="center"/>
-            </w:pPr>
-            <w:r>
-              <w:rPr>
-                <w:rFonts w:ascii="맑은 고딕" w:cs="맑은 고딕" w:eastAsia="맑은 고딕" w:hAnsi="맑은 고딕"/>
-                <w:b/>
-                <w:bCs/>
-                <w:i w:val="false"/>
-                <w:iCs w:val="false"/>
-                <w:sz w:val="16"/>
-                <w:szCs w:val="16"/>
-              </w:rPr>
               <w:t xml:space="preserve">평판</w:t>
             </w:r>
           </w:p>
         </w:tc>
         <w:tc>
           <w:tcPr>
-            <w:tcW w:type="dxa" w:w="3851"/>
+            <w:tcW w:type="dxa" w:w="4146"/>
             <w:shd w:fill="C1D5EC" w:color="auto" w:val="clear"/>
             <w:tcMar>
               <w:top w:type="dxa" w:w="50"/>
@@ -22065,7 +22561,7 @@
         </w:tc>
         <w:tc>
           <w:tcPr>
-            <w:tcW w:type="dxa" w:w="1479"/>
+            <w:tcW w:type="dxa" w:w="1578"/>
             <w:tcMar>
               <w:top w:type="dxa" w:w="50"/>
               <w:left w:type="dxa" w:w="60"/>
@@ -22097,7 +22593,7 @@
         </w:tc>
         <w:tc>
           <w:tcPr>
-            <w:tcW w:type="dxa" w:w="1874"/>
+            <w:tcW w:type="dxa" w:w="2170"/>
             <w:tcMar>
               <w:top w:type="dxa" w:w="50"/>
               <w:left w:type="dxa" w:w="60"/>
@@ -22130,6 +22626,7 @@
         <w:tc>
           <w:tcPr>
             <w:tcW w:type="dxa" w:w="789"/>
+            <w:shd w:fill="E2EFDA" w:color="auto" w:val="clear"/>
             <w:tcMar>
               <w:top w:type="dxa" w:w="50"/>
               <w:left w:type="dxa" w:w="60"/>
@@ -22143,7 +22640,7 @@
               <w:autoSpaceDE w:val="0"/>
               <w:autoSpaceDN w:val="0"/>
               <w:spacing w:after="20" w:before="0" w:line="218" w:lineRule="exact"/>
-              <w:jc w:val="left"/>
+              <w:jc w:val="center"/>
             </w:pPr>
             <w:r>
               <w:rPr>
@@ -22155,46 +22652,13 @@
                 <w:sz w:val="16"/>
                 <w:szCs w:val="16"/>
               </w:rPr>
-              <w:t xml:space="preserve">O</w:t>
-            </w:r>
-          </w:p>
-        </w:tc>
-        <w:tc>
-          <w:tcPr>
-            <w:tcW w:type="dxa" w:w="690"/>
-            <w:shd w:fill="E2EFDA" w:color="auto" w:val="clear"/>
-            <w:tcMar>
-              <w:top w:type="dxa" w:w="50"/>
-              <w:left w:type="dxa" w:w="60"/>
-              <w:bottom w:type="dxa" w:w="50"/>
-              <w:right w:type="dxa" w:w="60"/>
-            </w:tcMar>
-            <w:vAlign w:val="center"/>
-          </w:tcPr>
-          <w:p>
-            <w:pPr>
-              <w:autoSpaceDE w:val="0"/>
-              <w:autoSpaceDN w:val="0"/>
-              <w:spacing w:after="20" w:before="0" w:line="218" w:lineRule="exact"/>
-              <w:jc w:val="center"/>
-            </w:pPr>
-            <w:r>
-              <w:rPr>
-                <w:rFonts w:ascii="맑은 고딕" w:cs="맑은 고딕" w:eastAsia="맑은 고딕" w:hAnsi="맑은 고딕"/>
-                <w:b w:val="false"/>
-                <w:bCs w:val="false"/>
-                <w:i w:val="false"/>
-                <w:iCs w:val="false"/>
-                <w:sz w:val="16"/>
-                <w:szCs w:val="16"/>
-              </w:rPr>
               <w:t xml:space="preserve">적합</w:t>
             </w:r>
           </w:p>
         </w:tc>
         <w:tc>
           <w:tcPr>
-            <w:tcW w:type="dxa" w:w="3851"/>
+            <w:tcW w:type="dxa" w:w="4146"/>
             <w:tcMar>
               <w:top w:type="dxa" w:w="50"/>
               <w:left w:type="dxa" w:w="60"/>
@@ -22265,7 +22729,7 @@
         </w:tc>
         <w:tc>
           <w:tcPr>
-            <w:tcW w:type="dxa" w:w="1479"/>
+            <w:tcW w:type="dxa" w:w="1578"/>
             <w:tcMar>
               <w:top w:type="dxa" w:w="50"/>
               <w:left w:type="dxa" w:w="60"/>
@@ -22297,7 +22761,7 @@
         </w:tc>
         <w:tc>
           <w:tcPr>
-            <w:tcW w:type="dxa" w:w="1874"/>
+            <w:tcW w:type="dxa" w:w="2170"/>
             <w:tcMar>
               <w:top w:type="dxa" w:w="50"/>
               <w:left w:type="dxa" w:w="60"/>
@@ -22330,6 +22794,7 @@
         <w:tc>
           <w:tcPr>
             <w:tcW w:type="dxa" w:w="789"/>
+            <w:shd w:fill="E2EFDA" w:color="auto" w:val="clear"/>
             <w:tcMar>
               <w:top w:type="dxa" w:w="50"/>
               <w:left w:type="dxa" w:w="60"/>
@@ -22343,7 +22808,7 @@
               <w:autoSpaceDE w:val="0"/>
               <w:autoSpaceDN w:val="0"/>
               <w:spacing w:after="20" w:before="0" w:line="218" w:lineRule="exact"/>
-              <w:jc w:val="left"/>
+              <w:jc w:val="center"/>
             </w:pPr>
             <w:r>
               <w:rPr>
@@ -22355,46 +22820,13 @@
                 <w:sz w:val="16"/>
                 <w:szCs w:val="16"/>
               </w:rPr>
-              <w:t xml:space="preserve">O</w:t>
-            </w:r>
-          </w:p>
-        </w:tc>
-        <w:tc>
-          <w:tcPr>
-            <w:tcW w:type="dxa" w:w="690"/>
-            <w:shd w:fill="E2EFDA" w:color="auto" w:val="clear"/>
-            <w:tcMar>
-              <w:top w:type="dxa" w:w="50"/>
-              <w:left w:type="dxa" w:w="60"/>
-              <w:bottom w:type="dxa" w:w="50"/>
-              <w:right w:type="dxa" w:w="60"/>
-            </w:tcMar>
-            <w:vAlign w:val="center"/>
-          </w:tcPr>
-          <w:p>
-            <w:pPr>
-              <w:autoSpaceDE w:val="0"/>
-              <w:autoSpaceDN w:val="0"/>
-              <w:spacing w:after="20" w:before="0" w:line="218" w:lineRule="exact"/>
-              <w:jc w:val="center"/>
-            </w:pPr>
-            <w:r>
-              <w:rPr>
-                <w:rFonts w:ascii="맑은 고딕" w:cs="맑은 고딕" w:eastAsia="맑은 고딕" w:hAnsi="맑은 고딕"/>
-                <w:b w:val="false"/>
-                <w:bCs w:val="false"/>
-                <w:i w:val="false"/>
-                <w:iCs w:val="false"/>
-                <w:sz w:val="16"/>
-                <w:szCs w:val="16"/>
-              </w:rPr>
               <w:t xml:space="preserve">적합</w:t>
             </w:r>
           </w:p>
         </w:tc>
         <w:tc>
           <w:tcPr>
-            <w:tcW w:type="dxa" w:w="3851"/>
+            <w:tcW w:type="dxa" w:w="4146"/>
             <w:tcMar>
               <w:top w:type="dxa" w:w="50"/>
               <w:left w:type="dxa" w:w="60"/>
@@ -22465,7 +22897,7 @@
         </w:tc>
         <w:tc>
           <w:tcPr>
-            <w:tcW w:type="dxa" w:w="1479"/>
+            <w:tcW w:type="dxa" w:w="1578"/>
             <w:tcMar>
               <w:top w:type="dxa" w:w="50"/>
               <w:left w:type="dxa" w:w="60"/>
@@ -22497,7 +22929,7 @@
         </w:tc>
         <w:tc>
           <w:tcPr>
-            <w:tcW w:type="dxa" w:w="1874"/>
+            <w:tcW w:type="dxa" w:w="2170"/>
             <w:tcMar>
               <w:top w:type="dxa" w:w="50"/>
               <w:left w:type="dxa" w:w="60"/>
@@ -22530,6 +22962,7 @@
         <w:tc>
           <w:tcPr>
             <w:tcW w:type="dxa" w:w="789"/>
+            <w:shd w:fill="E2EFDA" w:color="auto" w:val="clear"/>
             <w:tcMar>
               <w:top w:type="dxa" w:w="50"/>
               <w:left w:type="dxa" w:w="60"/>
@@ -22543,7 +22976,7 @@
               <w:autoSpaceDE w:val="0"/>
               <w:autoSpaceDN w:val="0"/>
               <w:spacing w:after="20" w:before="0" w:line="218" w:lineRule="exact"/>
-              <w:jc w:val="left"/>
+              <w:jc w:val="center"/>
             </w:pPr>
             <w:r>
               <w:rPr>
@@ -22555,46 +22988,13 @@
                 <w:sz w:val="16"/>
                 <w:szCs w:val="16"/>
               </w:rPr>
-              <w:t xml:space="preserve">O</w:t>
-            </w:r>
-          </w:p>
-        </w:tc>
-        <w:tc>
-          <w:tcPr>
-            <w:tcW w:type="dxa" w:w="690"/>
-            <w:shd w:fill="E2EFDA" w:color="auto" w:val="clear"/>
-            <w:tcMar>
-              <w:top w:type="dxa" w:w="50"/>
-              <w:left w:type="dxa" w:w="60"/>
-              <w:bottom w:type="dxa" w:w="50"/>
-              <w:right w:type="dxa" w:w="60"/>
-            </w:tcMar>
-            <w:vAlign w:val="center"/>
-          </w:tcPr>
-          <w:p>
-            <w:pPr>
-              <w:autoSpaceDE w:val="0"/>
-              <w:autoSpaceDN w:val="0"/>
-              <w:spacing w:after="20" w:before="0" w:line="218" w:lineRule="exact"/>
-              <w:jc w:val="center"/>
-            </w:pPr>
-            <w:r>
-              <w:rPr>
-                <w:rFonts w:ascii="맑은 고딕" w:cs="맑은 고딕" w:eastAsia="맑은 고딕" w:hAnsi="맑은 고딕"/>
-                <w:b w:val="false"/>
-                <w:bCs w:val="false"/>
-                <w:i w:val="false"/>
-                <w:iCs w:val="false"/>
-                <w:sz w:val="16"/>
-                <w:szCs w:val="16"/>
-              </w:rPr>
               <w:t xml:space="preserve">적합</w:t>
             </w:r>
           </w:p>
         </w:tc>
         <w:tc>
           <w:tcPr>
-            <w:tcW w:type="dxa" w:w="3851"/>
+            <w:tcW w:type="dxa" w:w="4146"/>
             <w:tcMar>
               <w:top w:type="dxa" w:w="50"/>
               <w:left w:type="dxa" w:w="60"/>
@@ -22665,7 +23065,7 @@
         </w:tc>
         <w:tc>
           <w:tcPr>
-            <w:tcW w:type="dxa" w:w="1479"/>
+            <w:tcW w:type="dxa" w:w="1578"/>
             <w:tcMar>
               <w:top w:type="dxa" w:w="50"/>
               <w:left w:type="dxa" w:w="60"/>
@@ -22697,7 +23097,7 @@
         </w:tc>
         <w:tc>
           <w:tcPr>
-            <w:tcW w:type="dxa" w:w="1874"/>
+            <w:tcW w:type="dxa" w:w="2170"/>
             <w:tcMar>
               <w:top w:type="dxa" w:w="50"/>
               <w:left w:type="dxa" w:w="60"/>
@@ -22730,6 +23130,7 @@
         <w:tc>
           <w:tcPr>
             <w:tcW w:type="dxa" w:w="789"/>
+            <w:shd w:fill="FFF2CC" w:color="auto" w:val="clear"/>
             <w:tcMar>
               <w:top w:type="dxa" w:w="50"/>
               <w:left w:type="dxa" w:w="60"/>
@@ -22743,7 +23144,7 @@
               <w:autoSpaceDE w:val="0"/>
               <w:autoSpaceDN w:val="0"/>
               <w:spacing w:after="20" w:before="0" w:line="218" w:lineRule="exact"/>
-              <w:jc w:val="left"/>
+              <w:jc w:val="center"/>
             </w:pPr>
             <w:r>
               <w:rPr>
@@ -22755,46 +23156,13 @@
                 <w:sz w:val="16"/>
                 <w:szCs w:val="16"/>
               </w:rPr>
-              <w:t xml:space="preserve">O</w:t>
-            </w:r>
-          </w:p>
-        </w:tc>
-        <w:tc>
-          <w:tcPr>
-            <w:tcW w:type="dxa" w:w="690"/>
-            <w:shd w:fill="FFF2CC" w:color="auto" w:val="clear"/>
-            <w:tcMar>
-              <w:top w:type="dxa" w:w="50"/>
-              <w:left w:type="dxa" w:w="60"/>
-              <w:bottom w:type="dxa" w:w="50"/>
-              <w:right w:type="dxa" w:w="60"/>
-            </w:tcMar>
-            <w:vAlign w:val="center"/>
-          </w:tcPr>
-          <w:p>
-            <w:pPr>
-              <w:autoSpaceDE w:val="0"/>
-              <w:autoSpaceDN w:val="0"/>
-              <w:spacing w:after="20" w:before="0" w:line="218" w:lineRule="exact"/>
-              <w:jc w:val="center"/>
-            </w:pPr>
-            <w:r>
-              <w:rPr>
-                <w:rFonts w:ascii="맑은 고딕" w:cs="맑은 고딕" w:eastAsia="맑은 고딕" w:hAnsi="맑은 고딕"/>
-                <w:b w:val="false"/>
-                <w:bCs w:val="false"/>
-                <w:i w:val="false"/>
-                <w:iCs w:val="false"/>
-                <w:sz w:val="16"/>
-                <w:szCs w:val="16"/>
-              </w:rPr>
               <w:t xml:space="preserve">주의</w:t>
             </w:r>
           </w:p>
         </w:tc>
         <w:tc>
           <w:tcPr>
-            <w:tcW w:type="dxa" w:w="3851"/>
+            <w:tcW w:type="dxa" w:w="4146"/>
             <w:tcMar>
               <w:top w:type="dxa" w:w="50"/>
               <w:left w:type="dxa" w:w="60"/>
@@ -22865,7 +23233,7 @@
         </w:tc>
         <w:tc>
           <w:tcPr>
-            <w:tcW w:type="dxa" w:w="1479"/>
+            <w:tcW w:type="dxa" w:w="1578"/>
             <w:tcMar>
               <w:top w:type="dxa" w:w="50"/>
               <w:left w:type="dxa" w:w="60"/>
@@ -22897,7 +23265,7 @@
         </w:tc>
         <w:tc>
           <w:tcPr>
-            <w:tcW w:type="dxa" w:w="1874"/>
+            <w:tcW w:type="dxa" w:w="2170"/>
             <w:tcMar>
               <w:top w:type="dxa" w:w="50"/>
               <w:left w:type="dxa" w:w="60"/>
@@ -22930,6 +23298,7 @@
         <w:tc>
           <w:tcPr>
             <w:tcW w:type="dxa" w:w="789"/>
+            <w:shd w:fill="FFF2CC" w:color="auto" w:val="clear"/>
             <w:tcMar>
               <w:top w:type="dxa" w:w="50"/>
               <w:left w:type="dxa" w:w="60"/>
@@ -22943,7 +23312,7 @@
               <w:autoSpaceDE w:val="0"/>
               <w:autoSpaceDN w:val="0"/>
               <w:spacing w:after="20" w:before="0" w:line="218" w:lineRule="exact"/>
-              <w:jc w:val="left"/>
+              <w:jc w:val="center"/>
             </w:pPr>
             <w:r>
               <w:rPr>
@@ -22955,46 +23324,13 @@
                 <w:sz w:val="16"/>
                 <w:szCs w:val="16"/>
               </w:rPr>
-              <w:t xml:space="preserve">O</w:t>
-            </w:r>
-          </w:p>
-        </w:tc>
-        <w:tc>
-          <w:tcPr>
-            <w:tcW w:type="dxa" w:w="690"/>
-            <w:shd w:fill="FFF2CC" w:color="auto" w:val="clear"/>
-            <w:tcMar>
-              <w:top w:type="dxa" w:w="50"/>
-              <w:left w:type="dxa" w:w="60"/>
-              <w:bottom w:type="dxa" w:w="50"/>
-              <w:right w:type="dxa" w:w="60"/>
-            </w:tcMar>
-            <w:vAlign w:val="center"/>
-          </w:tcPr>
-          <w:p>
-            <w:pPr>
-              <w:autoSpaceDE w:val="0"/>
-              <w:autoSpaceDN w:val="0"/>
-              <w:spacing w:after="20" w:before="0" w:line="218" w:lineRule="exact"/>
-              <w:jc w:val="center"/>
-            </w:pPr>
-            <w:r>
-              <w:rPr>
-                <w:rFonts w:ascii="맑은 고딕" w:cs="맑은 고딕" w:eastAsia="맑은 고딕" w:hAnsi="맑은 고딕"/>
-                <w:b w:val="false"/>
-                <w:bCs w:val="false"/>
-                <w:i w:val="false"/>
-                <w:iCs w:val="false"/>
-                <w:sz w:val="16"/>
-                <w:szCs w:val="16"/>
-              </w:rPr>
               <w:t xml:space="preserve">주의</w:t>
             </w:r>
           </w:p>
         </w:tc>
         <w:tc>
           <w:tcPr>
-            <w:tcW w:type="dxa" w:w="3851"/>
+            <w:tcW w:type="dxa" w:w="4146"/>
             <w:tcMar>
               <w:top w:type="dxa" w:w="50"/>
               <w:left w:type="dxa" w:w="60"/>
@@ -23065,7 +23401,7 @@
         </w:tc>
         <w:tc>
           <w:tcPr>
-            <w:tcW w:type="dxa" w:w="1479"/>
+            <w:tcW w:type="dxa" w:w="1578"/>
             <w:tcMar>
               <w:top w:type="dxa" w:w="50"/>
               <w:left w:type="dxa" w:w="60"/>
@@ -23097,7 +23433,7 @@
         </w:tc>
         <w:tc>
           <w:tcPr>
-            <w:tcW w:type="dxa" w:w="1874"/>
+            <w:tcW w:type="dxa" w:w="2170"/>
             <w:tcMar>
               <w:top w:type="dxa" w:w="50"/>
               <w:left w:type="dxa" w:w="60"/>
@@ -23130,6 +23466,7 @@
         <w:tc>
           <w:tcPr>
             <w:tcW w:type="dxa" w:w="789"/>
+            <w:shd w:fill="E2EFDA" w:color="auto" w:val="clear"/>
             <w:tcMar>
               <w:top w:type="dxa" w:w="50"/>
               <w:left w:type="dxa" w:w="60"/>
@@ -23143,7 +23480,7 @@
               <w:autoSpaceDE w:val="0"/>
               <w:autoSpaceDN w:val="0"/>
               <w:spacing w:after="20" w:before="0" w:line="218" w:lineRule="exact"/>
-              <w:jc w:val="left"/>
+              <w:jc w:val="center"/>
             </w:pPr>
             <w:r>
               <w:rPr>
@@ -23155,46 +23492,13 @@
                 <w:sz w:val="16"/>
                 <w:szCs w:val="16"/>
               </w:rPr>
-              <w:t xml:space="preserve">O</w:t>
-            </w:r>
-          </w:p>
-        </w:tc>
-        <w:tc>
-          <w:tcPr>
-            <w:tcW w:type="dxa" w:w="690"/>
-            <w:shd w:fill="E2EFDA" w:color="auto" w:val="clear"/>
-            <w:tcMar>
-              <w:top w:type="dxa" w:w="50"/>
-              <w:left w:type="dxa" w:w="60"/>
-              <w:bottom w:type="dxa" w:w="50"/>
-              <w:right w:type="dxa" w:w="60"/>
-            </w:tcMar>
-            <w:vAlign w:val="center"/>
-          </w:tcPr>
-          <w:p>
-            <w:pPr>
-              <w:autoSpaceDE w:val="0"/>
-              <w:autoSpaceDN w:val="0"/>
-              <w:spacing w:after="20" w:before="0" w:line="218" w:lineRule="exact"/>
-              <w:jc w:val="center"/>
-            </w:pPr>
-            <w:r>
-              <w:rPr>
-                <w:rFonts w:ascii="맑은 고딕" w:cs="맑은 고딕" w:eastAsia="맑은 고딕" w:hAnsi="맑은 고딕"/>
-                <w:b w:val="false"/>
-                <w:bCs w:val="false"/>
-                <w:i w:val="false"/>
-                <w:iCs w:val="false"/>
-                <w:sz w:val="16"/>
-                <w:szCs w:val="16"/>
-              </w:rPr>
               <w:t xml:space="preserve">적합</w:t>
             </w:r>
           </w:p>
         </w:tc>
         <w:tc>
           <w:tcPr>
-            <w:tcW w:type="dxa" w:w="3851"/>
+            <w:tcW w:type="dxa" w:w="4146"/>
             <w:tcMar>
               <w:top w:type="dxa" w:w="50"/>
               <w:left w:type="dxa" w:w="60"/>
@@ -23265,7 +23569,7 @@
         </w:tc>
         <w:tc>
           <w:tcPr>
-            <w:tcW w:type="dxa" w:w="1479"/>
+            <w:tcW w:type="dxa" w:w="1578"/>
             <w:tcMar>
               <w:top w:type="dxa" w:w="50"/>
               <w:left w:type="dxa" w:w="60"/>
@@ -23297,7 +23601,7 @@
         </w:tc>
         <w:tc>
           <w:tcPr>
-            <w:tcW w:type="dxa" w:w="1874"/>
+            <w:tcW w:type="dxa" w:w="2170"/>
             <w:tcMar>
               <w:top w:type="dxa" w:w="50"/>
               <w:left w:type="dxa" w:w="60"/>
@@ -23330,6 +23634,7 @@
         <w:tc>
           <w:tcPr>
             <w:tcW w:type="dxa" w:w="789"/>
+            <w:shd w:fill="FFF2CC" w:color="auto" w:val="clear"/>
             <w:tcMar>
               <w:top w:type="dxa" w:w="50"/>
               <w:left w:type="dxa" w:w="60"/>
@@ -23343,7 +23648,7 @@
               <w:autoSpaceDE w:val="0"/>
               <w:autoSpaceDN w:val="0"/>
               <w:spacing w:after="20" w:before="0" w:line="218" w:lineRule="exact"/>
-              <w:jc w:val="left"/>
+              <w:jc w:val="center"/>
             </w:pPr>
             <w:r>
               <w:rPr>
@@ -23355,46 +23660,13 @@
                 <w:sz w:val="16"/>
                 <w:szCs w:val="16"/>
               </w:rPr>
-              <w:t xml:space="preserve">X</w:t>
-            </w:r>
-          </w:p>
-        </w:tc>
-        <w:tc>
-          <w:tcPr>
-            <w:tcW w:type="dxa" w:w="690"/>
-            <w:shd w:fill="FFF2CC" w:color="auto" w:val="clear"/>
-            <w:tcMar>
-              <w:top w:type="dxa" w:w="50"/>
-              <w:left w:type="dxa" w:w="60"/>
-              <w:bottom w:type="dxa" w:w="50"/>
-              <w:right w:type="dxa" w:w="60"/>
-            </w:tcMar>
-            <w:vAlign w:val="center"/>
-          </w:tcPr>
-          <w:p>
-            <w:pPr>
-              <w:autoSpaceDE w:val="0"/>
-              <w:autoSpaceDN w:val="0"/>
-              <w:spacing w:after="20" w:before="0" w:line="218" w:lineRule="exact"/>
-              <w:jc w:val="center"/>
-            </w:pPr>
-            <w:r>
-              <w:rPr>
-                <w:rFonts w:ascii="맑은 고딕" w:cs="맑은 고딕" w:eastAsia="맑은 고딕" w:hAnsi="맑은 고딕"/>
-                <w:b w:val="false"/>
-                <w:bCs w:val="false"/>
-                <w:i w:val="false"/>
-                <w:iCs w:val="false"/>
-                <w:sz w:val="16"/>
-                <w:szCs w:val="16"/>
-              </w:rPr>
               <w:t xml:space="preserve">주의</w:t>
             </w:r>
           </w:p>
         </w:tc>
         <w:tc>
           <w:tcPr>
-            <w:tcW w:type="dxa" w:w="3851"/>
+            <w:tcW w:type="dxa" w:w="4146"/>
             <w:tcMar>
               <w:top w:type="dxa" w:w="50"/>
               <w:left w:type="dxa" w:w="60"/>
@@ -23465,7 +23737,7 @@
         </w:tc>
         <w:tc>
           <w:tcPr>
-            <w:tcW w:type="dxa" w:w="1479"/>
+            <w:tcW w:type="dxa" w:w="1578"/>
             <w:tcMar>
               <w:top w:type="dxa" w:w="50"/>
               <w:left w:type="dxa" w:w="60"/>
@@ -23497,7 +23769,7 @@
         </w:tc>
         <w:tc>
           <w:tcPr>
-            <w:tcW w:type="dxa" w:w="1874"/>
+            <w:tcW w:type="dxa" w:w="2170"/>
             <w:tcMar>
               <w:top w:type="dxa" w:w="50"/>
               <w:left w:type="dxa" w:w="60"/>
@@ -23530,6 +23802,7 @@
         <w:tc>
           <w:tcPr>
             <w:tcW w:type="dxa" w:w="789"/>
+            <w:shd w:fill="FFF2CC" w:color="auto" w:val="clear"/>
             <w:tcMar>
               <w:top w:type="dxa" w:w="50"/>
               <w:left w:type="dxa" w:w="60"/>
@@ -23543,7 +23816,7 @@
               <w:autoSpaceDE w:val="0"/>
               <w:autoSpaceDN w:val="0"/>
               <w:spacing w:after="20" w:before="0" w:line="218" w:lineRule="exact"/>
-              <w:jc w:val="left"/>
+              <w:jc w:val="center"/>
             </w:pPr>
             <w:r>
               <w:rPr>
@@ -23555,46 +23828,13 @@
                 <w:sz w:val="16"/>
                 <w:szCs w:val="16"/>
               </w:rPr>
-              <w:t xml:space="preserve">O</w:t>
-            </w:r>
-          </w:p>
-        </w:tc>
-        <w:tc>
-          <w:tcPr>
-            <w:tcW w:type="dxa" w:w="690"/>
-            <w:shd w:fill="FFF2CC" w:color="auto" w:val="clear"/>
-            <w:tcMar>
-              <w:top w:type="dxa" w:w="50"/>
-              <w:left w:type="dxa" w:w="60"/>
-              <w:bottom w:type="dxa" w:w="50"/>
-              <w:right w:type="dxa" w:w="60"/>
-            </w:tcMar>
-            <w:vAlign w:val="center"/>
-          </w:tcPr>
-          <w:p>
-            <w:pPr>
-              <w:autoSpaceDE w:val="0"/>
-              <w:autoSpaceDN w:val="0"/>
-              <w:spacing w:after="20" w:before="0" w:line="218" w:lineRule="exact"/>
-              <w:jc w:val="center"/>
-            </w:pPr>
-            <w:r>
-              <w:rPr>
-                <w:rFonts w:ascii="맑은 고딕" w:cs="맑은 고딕" w:eastAsia="맑은 고딕" w:hAnsi="맑은 고딕"/>
-                <w:b w:val="false"/>
-                <w:bCs w:val="false"/>
-                <w:i w:val="false"/>
-                <w:iCs w:val="false"/>
-                <w:sz w:val="16"/>
-                <w:szCs w:val="16"/>
-              </w:rPr>
               <w:t xml:space="preserve">주의</w:t>
             </w:r>
           </w:p>
         </w:tc>
         <w:tc>
           <w:tcPr>
-            <w:tcW w:type="dxa" w:w="3851"/>
+            <w:tcW w:type="dxa" w:w="4146"/>
             <w:tcMar>
               <w:top w:type="dxa" w:w="50"/>
               <w:left w:type="dxa" w:w="60"/>
@@ -23665,7 +23905,7 @@
         </w:tc>
         <w:tc>
           <w:tcPr>
-            <w:tcW w:type="dxa" w:w="1479"/>
+            <w:tcW w:type="dxa" w:w="1578"/>
             <w:tcMar>
               <w:top w:type="dxa" w:w="50"/>
               <w:left w:type="dxa" w:w="60"/>
@@ -23697,7 +23937,7 @@
         </w:tc>
         <w:tc>
           <w:tcPr>
-            <w:tcW w:type="dxa" w:w="1874"/>
+            <w:tcW w:type="dxa" w:w="2170"/>
             <w:tcMar>
               <w:top w:type="dxa" w:w="50"/>
               <w:left w:type="dxa" w:w="60"/>
@@ -23730,6 +23970,7 @@
         <w:tc>
           <w:tcPr>
             <w:tcW w:type="dxa" w:w="789"/>
+            <w:shd w:fill="E2EFDA" w:color="auto" w:val="clear"/>
             <w:tcMar>
               <w:top w:type="dxa" w:w="50"/>
               <w:left w:type="dxa" w:w="60"/>
@@ -23743,7 +23984,7 @@
               <w:autoSpaceDE w:val="0"/>
               <w:autoSpaceDN w:val="0"/>
               <w:spacing w:after="20" w:before="0" w:line="218" w:lineRule="exact"/>
-              <w:jc w:val="left"/>
+              <w:jc w:val="center"/>
             </w:pPr>
             <w:r>
               <w:rPr>
@@ -23755,46 +23996,13 @@
                 <w:sz w:val="16"/>
                 <w:szCs w:val="16"/>
               </w:rPr>
-              <w:t xml:space="preserve">O</w:t>
-            </w:r>
-          </w:p>
-        </w:tc>
-        <w:tc>
-          <w:tcPr>
-            <w:tcW w:type="dxa" w:w="690"/>
-            <w:shd w:fill="E2EFDA" w:color="auto" w:val="clear"/>
-            <w:tcMar>
-              <w:top w:type="dxa" w:w="50"/>
-              <w:left w:type="dxa" w:w="60"/>
-              <w:bottom w:type="dxa" w:w="50"/>
-              <w:right w:type="dxa" w:w="60"/>
-            </w:tcMar>
-            <w:vAlign w:val="center"/>
-          </w:tcPr>
-          <w:p>
-            <w:pPr>
-              <w:autoSpaceDE w:val="0"/>
-              <w:autoSpaceDN w:val="0"/>
-              <w:spacing w:after="20" w:before="0" w:line="218" w:lineRule="exact"/>
-              <w:jc w:val="center"/>
-            </w:pPr>
-            <w:r>
-              <w:rPr>
-                <w:rFonts w:ascii="맑은 고딕" w:cs="맑은 고딕" w:eastAsia="맑은 고딕" w:hAnsi="맑은 고딕"/>
-                <w:b w:val="false"/>
-                <w:bCs w:val="false"/>
-                <w:i w:val="false"/>
-                <w:iCs w:val="false"/>
-                <w:sz w:val="16"/>
-                <w:szCs w:val="16"/>
-              </w:rPr>
               <w:t xml:space="preserve">적합</w:t>
             </w:r>
           </w:p>
         </w:tc>
         <w:tc>
           <w:tcPr>
-            <w:tcW w:type="dxa" w:w="3851"/>
+            <w:tcW w:type="dxa" w:w="4146"/>
             <w:tcMar>
               <w:top w:type="dxa" w:w="50"/>
               <w:left w:type="dxa" w:w="60"/>
@@ -23865,7 +24073,7 @@
         </w:tc>
         <w:tc>
           <w:tcPr>
-            <w:tcW w:type="dxa" w:w="1479"/>
+            <w:tcW w:type="dxa" w:w="1578"/>
             <w:tcMar>
               <w:top w:type="dxa" w:w="50"/>
               <w:left w:type="dxa" w:w="60"/>
@@ -23897,7 +24105,7 @@
         </w:tc>
         <w:tc>
           <w:tcPr>
-            <w:tcW w:type="dxa" w:w="1874"/>
+            <w:tcW w:type="dxa" w:w="2170"/>
             <w:tcMar>
               <w:top w:type="dxa" w:w="50"/>
               <w:left w:type="dxa" w:w="60"/>
@@ -23930,6 +24138,7 @@
         <w:tc>
           <w:tcPr>
             <w:tcW w:type="dxa" w:w="789"/>
+            <w:shd w:fill="FFF2CC" w:color="auto" w:val="clear"/>
             <w:tcMar>
               <w:top w:type="dxa" w:w="50"/>
               <w:left w:type="dxa" w:w="60"/>
@@ -23943,7 +24152,7 @@
               <w:autoSpaceDE w:val="0"/>
               <w:autoSpaceDN w:val="0"/>
               <w:spacing w:after="20" w:before="0" w:line="218" w:lineRule="exact"/>
-              <w:jc w:val="left"/>
+              <w:jc w:val="center"/>
             </w:pPr>
             <w:r>
               <w:rPr>
@@ -23955,46 +24164,13 @@
                 <w:sz w:val="16"/>
                 <w:szCs w:val="16"/>
               </w:rPr>
-              <w:t xml:space="preserve">O</w:t>
-            </w:r>
-          </w:p>
-        </w:tc>
-        <w:tc>
-          <w:tcPr>
-            <w:tcW w:type="dxa" w:w="690"/>
-            <w:shd w:fill="FFF2CC" w:color="auto" w:val="clear"/>
-            <w:tcMar>
-              <w:top w:type="dxa" w:w="50"/>
-              <w:left w:type="dxa" w:w="60"/>
-              <w:bottom w:type="dxa" w:w="50"/>
-              <w:right w:type="dxa" w:w="60"/>
-            </w:tcMar>
-            <w:vAlign w:val="center"/>
-          </w:tcPr>
-          <w:p>
-            <w:pPr>
-              <w:autoSpaceDE w:val="0"/>
-              <w:autoSpaceDN w:val="0"/>
-              <w:spacing w:after="20" w:before="0" w:line="218" w:lineRule="exact"/>
-              <w:jc w:val="center"/>
-            </w:pPr>
-            <w:r>
-              <w:rPr>
-                <w:rFonts w:ascii="맑은 고딕" w:cs="맑은 고딕" w:eastAsia="맑은 고딕" w:hAnsi="맑은 고딕"/>
-                <w:b w:val="false"/>
-                <w:bCs w:val="false"/>
-                <w:i w:val="false"/>
-                <w:iCs w:val="false"/>
-                <w:sz w:val="16"/>
-                <w:szCs w:val="16"/>
-              </w:rPr>
               <w:t xml:space="preserve">주의</w:t>
             </w:r>
           </w:p>
         </w:tc>
         <w:tc>
           <w:tcPr>
-            <w:tcW w:type="dxa" w:w="3851"/>
+            <w:tcW w:type="dxa" w:w="4146"/>
             <w:tcMar>
               <w:top w:type="dxa" w:w="50"/>
               <w:left w:type="dxa" w:w="60"/>
@@ -24102,7 +24278,7 @@
           <w:sz w:val="20"/>
           <w:szCs w:val="20"/>
         </w:rPr>
-        <w:t xml:space="preserve"> 처음 정한 10곳을 Ⅳ-2 기준으로 점검해 5곳을 교체했다. 3곳은 노동자 사망·건강 관련 사건(지배회사와 대표이사가 대표를 겸직하는 계열회사의 사건 포함), 2곳은 직원 평가 기준 미달로 결격에 해당했다. 기업별 사유와 출처는 부록 2에 요약했다.</w:t>
+        <w:t xml:space="preserve"> 처음 정한 10곳을 Ⅳ-2 기준으로 점검해 결격 5곳을 교체했다. 3곳은 노동자 사망·건강 관련 사건(지배회사와 대표이사가 대표를 겸직하는 계열회사의 사건 포함), 2곳은 직원 평가 기준 미달로 결격에 해당했다. 기업별 사유와 출처는 부록 2에 요약했다.</w:t>
       </w:r>
     </w:p>
     <w:p>
@@ -28812,7 +28988,7 @@
                 <w:sz w:val="17"/>
                 <w:szCs w:val="17"/>
               </w:rPr>
-              <w:t xml:space="preserve">참고목록 11곳(노동자 안전·건강 6곳, 직원 평가 5곳)과 참고목록 밖 팀 후보 2곳이 결격. 처음 대상 10곳 중 5곳을 교체</w:t>
+              <w:t xml:space="preserve">참고목록 11곳(노동자 안전·건강 6곳, 직원 평가 5곳)과 참고목록 밖 팀 후보 2곳이 결격. 처음 대상 10곳 중 결격 5곳을 교체</w:t>
             </w:r>
           </w:p>
         </w:tc>
@@ -30569,7 +30745,7 @@
                 <w:sz w:val="16"/>
                 <w:szCs w:val="16"/>
               </w:rPr>
-              <w:t xml:space="preserve">서울 마포(창원에 공장). 상호출자제한기업집단 「세아」 소속 [30]</w:t>
+              <w:t xml:space="preserve">서울 마포(창원에 공장). 공시대상기업집단 「세아」 소속 [30]</w:t>
             </w:r>
           </w:p>
         </w:tc>
@@ -33187,7 +33363,7 @@
                 <w:sz w:val="16"/>
                 <w:szCs w:val="16"/>
               </w:rPr>
-              <w:t xml:space="preserve">결격 사유는 확인되지 않았으나 직원 평가가 처음 대상 가운데 가장 낮아(블라인드 평점 2.4점·추천율 35%, 리뷰 301건) 같은 부산의 조광요턴(3.2점·56%)으로 바꾸고 부산 예비 1순위로 둠 [34]</w:t>
+              <w:t xml:space="preserve">결격 사유는 확인되지 않았으나 직원 평가가 결격이 아닌 처음 대상 가운데 가장 낮아(블라인드 평점 2.4점·추천율 35%, 리뷰 301건) 같은 부산의 조광요턴(3.2점·56%)으로 바꾸고 부산 예비 1순위로 둠 [34]</w:t>
             </w:r>
           </w:p>
         </w:tc>

--- a/reports/간판떼고_연구계획서_공식양식.docx
+++ b/reports/간판떼고_연구계획서_공식양식.docx
@@ -1171,7 +1171,7 @@
                 <w:sz w:val="19"/>
                 <w:szCs w:val="19"/>
               </w:rPr>
-              <w:t xml:space="preserve"> 재학생 100명, 기업명·근무지역 공개군과 비공개군 비교</w:t>
+              <w:t xml:space="preserve">(기업명·근무지역을 가린 설문) 재학생 100명, 기업명·근무지역 공개군과 비공개군 비교</w:t>
             </w:r>
           </w:p>
           <w:p>
@@ -4527,7 +4527,7 @@
                 <w:sz w:val="20"/>
                 <w:szCs w:val="20"/>
               </w:rPr>
-              <w:t xml:space="preserve"> 지역에 남고 싶은 학생이 있어도, 기업명과 지역이라는 ‘간판’에 가려 지역기업의 실제 직무와 처우를 비교할 정보가 없으면 취업 단계에서 수도권을 택하기 쉽다. 본 연구는 이 가설을 직접 확인한다.</w:t>
+              <w:t xml:space="preserve"> 지역에 남고 싶은 학생이 있어도, 기업명과 지역이라는 ‘간판’에 가려 지역기업의 실제 직무와 처우를 비교할 정보가 없으면 취업 단계에서 수도권을 택하기 쉽다. 본 연구는 이 가설을 지원 의향 수준에서 탐색적으로 확인한다.</w:t>
             </w:r>
           </w:p>
           <w:p>
@@ -6895,7 +6895,7 @@
                       <w:sz w:val="17"/>
                       <w:szCs w:val="17"/>
                     </w:rPr>
-                    <w:t xml:space="preserve">부산대 재학생 100명, 온라인 설문 (에브리타임·학과 학생회 모집)</w:t>
+                    <w:t xml:space="preserve">부산대 재학생 100명, 온라인 설문 (에브리타임·전공 모임 모집, 부족하면 학과 학생회)</w:t>
                   </w:r>
                 </w:p>
               </w:tc>
@@ -7842,7 +7842,7 @@
                       <w:sz w:val="16"/>
                       <w:szCs w:val="16"/>
                     </w:rPr>
-                    <w:t xml:space="preserve">직원 평가가 매우 낮음: 블라인드 평점 2.0 이하 또는 추천율 25% 미만 (리뷰 30건 이상)</w:t>
+                    <w:t xml:space="preserve">직원 평가가 매우 낮음: 블라인드(직장인 익명 앱) 평점 2.0 이하 또는 추천율 25% 미만 (리뷰 30건 이상)</w:t>
                   </w:r>
                 </w:p>
               </w:tc>
@@ -9732,7 +9732,7 @@
                     <w:autoSpaceDE w:val="0"/>
                     <w:autoSpaceDN w:val="0"/>
                     <w:spacing w:after="20" w:before="0" w:line="231" w:lineRule="exact"/>
-                    <w:jc w:val="left"/>
+                    <w:jc w:val="center"/>
                   </w:pPr>
                   <w:r>
                     <w:rPr>
@@ -9835,7 +9835,7 @@
                     <w:autoSpaceDE w:val="0"/>
                     <w:autoSpaceDN w:val="0"/>
                     <w:spacing w:after="20" w:before="0" w:line="231" w:lineRule="exact"/>
-                    <w:jc w:val="left"/>
+                    <w:jc w:val="center"/>
                   </w:pPr>
                   <w:r>
                     <w:rPr>
@@ -9938,7 +9938,7 @@
                     <w:autoSpaceDE w:val="0"/>
                     <w:autoSpaceDN w:val="0"/>
                     <w:spacing w:after="20" w:before="0" w:line="231" w:lineRule="exact"/>
-                    <w:jc w:val="left"/>
+                    <w:jc w:val="center"/>
                   </w:pPr>
                   <w:r>
                     <w:rPr>
@@ -10041,7 +10041,7 @@
                     <w:autoSpaceDE w:val="0"/>
                     <w:autoSpaceDN w:val="0"/>
                     <w:spacing w:after="20" w:before="0" w:line="231" w:lineRule="exact"/>
-                    <w:jc w:val="left"/>
+                    <w:jc w:val="center"/>
                   </w:pPr>
                   <w:r>
                     <w:rPr>
@@ -10144,7 +10144,7 @@
                     <w:autoSpaceDE w:val="0"/>
                     <w:autoSpaceDN w:val="0"/>
                     <w:spacing w:after="20" w:before="0" w:line="231" w:lineRule="exact"/>
-                    <w:jc w:val="left"/>
+                    <w:jc w:val="center"/>
                   </w:pPr>
                   <w:r>
                     <w:rPr>
@@ -10247,7 +10247,7 @@
                     <w:autoSpaceDE w:val="0"/>
                     <w:autoSpaceDN w:val="0"/>
                     <w:spacing w:after="20" w:before="0" w:line="231" w:lineRule="exact"/>
-                    <w:jc w:val="left"/>
+                    <w:jc w:val="center"/>
                   </w:pPr>
                   <w:r>
                     <w:rPr>
@@ -11687,7 +11687,7 @@
                 <w:sz w:val="20"/>
                 <w:szCs w:val="20"/>
               </w:rPr>
-              <w:t xml:space="preserve"> 설문 응답에는 성명·학번·연락처를 포함하지 않는다. 조사 목적과 정보가 가려진 카드가 있음을 알리고 자발적 참여와 중단 가능성을 설명하며, 조사 종료 시 기업명과 실제 근무지역을 안내한다. 추첨·사용 과제 참여 연락처는 응답과 분리된 별도 양식으로 받아 추첨 후 파기하고, 원자료는 팀원만 접근하는 저장소에 두었다가 2026. 12. 31.에 파기한다.</w:t>
+              <w:t xml:space="preserve"> 설문 응답에는 성명·학번·연락처를 포함하지 않는다. 조사 목적과 정보가 가려진 카드가 있음을 알리고 자발적 참여와 중단 가능성을 설명하며, 조사 종료 시 기업명과 실제 근무지역을 안내한다. 추첨·사용 과제 참여 연락처는 응답과 분리된 별도 양식으로 받아 사용 과제 종료(11. 14.) 뒤 함께 파기하고, 원자료는 팀원만 접근하는 저장소에 두었다가 2026. 12. 31.에 파기한다.</w:t>
             </w:r>
           </w:p>
           <w:p>
@@ -12369,7 +12369,7 @@
                 <w:sz w:val="20"/>
                 <w:szCs w:val="20"/>
               </w:rPr>
-              <w:t xml:space="preserve"> 전화·온라인·이메일을 우선하고 기업 방문은 필요할 때 진행한다. 10개 기업 인사팀에 같은 날 같은 문항으로 공통 질의를 보내고(회신 마감 11. 4.), 인터뷰는 정보 충족률이 낮은 기업부터 배정한다. 회신 여부·시점·직무를 기록한다.</w:t>
+              <w:t xml:space="preserve"> 전화·온라인·이메일을 우선하고 기업 방문은 필요할 때 진행한다. 10개 기업 인사팀에 10. 28.에 같은 문항으로 공통 질의를 보내고(회신 마감 11. 4.), 인터뷰는 정보 충족률이 낮은 기업부터 배정한다. 회신 여부·시점·직무를 기록한다.</w:t>
             </w:r>
           </w:p>
           <w:p>
@@ -13733,7 +13733,7 @@
                       <w:sz w:val="17"/>
                       <w:szCs w:val="17"/>
                     </w:rPr>
-                    <w:t xml:space="preserve">10명 사용 과제의 결과와 수정 내용, 대표 기업·직무 사례 중심의 PPT 발표자료</w:t>
+                    <w:t xml:space="preserve">전공별 직무 카드를 쓴 10명 사용 과제의 결과와 수정 내용, 대표 기업·직무 사례 중심의 PPT 발표자료</w:t>
                   </w:r>
                 </w:p>
               </w:tc>
@@ -18216,7 +18216,7 @@
                       <w:sz w:val="17"/>
                       <w:szCs w:val="17"/>
                     </w:rPr>
-                    <w:t xml:space="preserve">10. 24.까지 회신이 없으면 예비후보로 바꾸고 본조사 시작, 변경 이유 기록</w:t>
+                    <w:t xml:space="preserve">10. 24.까지 회신이 없으면 예비후보로 바꾸고 본조사 시작, 변경 이유 기록, 해당 기업 카드는 10. 25.까지 다시 제작</w:t>
                   </w:r>
                 </w:p>
               </w:tc>
@@ -23188,7 +23188,7 @@
                 <w:sz w:val="16"/>
                 <w:szCs w:val="16"/>
               </w:rPr>
-              <w:t xml:space="preserve">제품 인증 행정처분 이력(2020)과 후속 조치</w:t>
+              <w:t xml:space="preserve">제품 인증 행정처분 이력(2020, 2021년 이전이라 기준 밖 참고)과 후속 조치</w:t>
             </w:r>
           </w:p>
         </w:tc>
@@ -25142,7 +25142,7 @@
                 <w:sz w:val="17"/>
                 <w:szCs w:val="17"/>
               </w:rPr>
-              <w:t xml:space="preserve">부산 우선 후보. 2026년 10월 신입 포함 공고(4년제, 부산 강서) 확인. 평판 ‘주의’(최대주주 해외 그룹 관련 사안, 2019·2020년 사업장 사고 이력)</w:t>
+              <w:t xml:space="preserve">부산 우선 후보. 2026년 10월 신입 포함 공고(4년제, 부산 강서) 확인. 평판 ‘주의’(최대주주 해외 그룹 관련 사안, 2019·2020년 사업장 사고 이력, 2021년 이전이라 기준 밖 참고)</w:t>
             </w:r>
           </w:p>
         </w:tc>
@@ -27108,7 +27108,7 @@
           <w:sz w:val="20"/>
           <w:szCs w:val="20"/>
         </w:rPr>
-        <w:t xml:space="preserve">0점은 해당 영역에서 뚜렷한 부정적 조건이 확인된 경우에만 부여하며, 자료가 없으면 ‘확인 필요’로 남긴다.</w:t>
+        <w:t xml:space="preserve">0점은 해당 영역의 핵심 조건에서 뚜렷한 부정적 사실(평판 점검의 주의 사유 포함)이 확인된 경우에만 부여하며, 자료가 없으면 ‘확인 필요’로 남긴다.</w:t>
       </w:r>
     </w:p>
     <w:p>
@@ -27133,7 +27133,7 @@
           <w:sz w:val="20"/>
           <w:szCs w:val="20"/>
         </w:rPr>
-        <w:t xml:space="preserve">판정 문장은 조건의 수준으로 판단하고, 정보가 얼마나 공개되었는지는 정보 충족률로만 반영한다. 0점은 해당 영역의 핵심 조건에서 부정적 사실(평판 점검의 주의 사유 포함)이 확인된 경우로 한정한다.</w:t>
+        <w:t xml:space="preserve">판정 문장은 조건의 수준으로 판단하고, 정보가 얼마나 공개되었는지는 정보 충족률로만 반영한다.</w:t>
       </w:r>
     </w:p>
     <w:p>

--- a/reports/간판떼고_연구계획서_공식양식.docx
+++ b/reports/간판떼고_연구계획서_공식양식.docx
@@ -4013,7 +4013,7 @@
                       <w:sz w:val="18"/>
                       <w:szCs w:val="18"/>
                     </w:rPr>
-                    <w:t xml:space="preserve">기업 정보 평가 70%와 학생 선호 30%를 합산해 TOP3를 정하고, 전공별 직무 카드와 8주 준비 안내를 제작</w:t>
+                    <w:t xml:space="preserve">기업 정보 평가 70%와 학생 선호 30%를 합산해 TOP3를 정하고, 8주 준비 안내와 전공별 직무 카드를 제작</w:t>
                   </w:r>
                 </w:p>
               </w:tc>
@@ -5497,7 +5497,7 @@
                       <w:sz w:val="18"/>
                       <w:szCs w:val="18"/>
                     </w:rPr>
-                    <w:t xml:space="preserve">직무 카드 사용 과제 결과, 직무별 8주 준비 안내(제안)</w:t>
+                    <w:t xml:space="preserve">직무별 8주 준비 안내(제안), 직무 카드 사용 과제 결과</w:t>
                   </w:r>
                 </w:p>
               </w:tc>
@@ -6509,7 +6509,7 @@
                       <w:sz w:val="17"/>
                       <w:szCs w:val="17"/>
                     </w:rPr>
-                    <w:t xml:space="preserve">기업별 담당 1명 + 교차 평가 1명 (총괄 정시윤)</w:t>
+                    <w:t xml:space="preserve">기업별 담당 1명 + 교차 평가자 1명 (총괄 정시윤)</w:t>
                   </w:r>
                 </w:p>
               </w:tc>
@@ -10591,7 +10591,7 @@
                 <w:sz w:val="20"/>
                 <w:szCs w:val="20"/>
               </w:rPr>
-              <w:t xml:space="preserve"> 모든 자료에 발행기관·문서명·대상 법인·기준 기간·URL·확인일·담당자를 남기고, 판단의 근거는 공식 자료를 우선한다. 뉴스와 익명 후기는 점수의 근거로 쓰지 않고 평판 점검과 인터뷰 질문에 쓴다. 익명 후기는 평점·리뷰 수·기간·반복 주제만 집계해 내부에 기록하고, 문장 인용·캡처 게재·작성자 추정은 하지 않는다.</w:t>
+              <w:t xml:space="preserve"> 모든 자료에 발행기관·문서명·대상 법인·기준 기간·URL·확인일·담당자를 남기고, 판단의 근거는 공식 자료를 우선한다. 익명 후기는 점수의 근거로 쓰지 않는다. 뉴스는 판결·당국 발표나 2곳 이상의 언론 보도로 확인된 사실만 ESG와 지역 가치 영역에 반영하고, 나머지는 평판 점검과 인터뷰 질문에 쓴다. 익명 후기는 평점·리뷰 수·기간·반복 주제만 집계해 내부에 기록하고, 문장 인용·캡처 게재·작성자 추정은 하지 않는다.</w:t>
             </w:r>
           </w:p>
           <w:p>
@@ -12171,7 +12171,7 @@
                       <w:sz w:val="17"/>
                       <w:szCs w:val="17"/>
                     </w:rPr>
-                    <w:t xml:space="preserve">분야별 1명, 총 3명</w:t>
+                    <w:t xml:space="preserve">분야별 1명씩, 총 3명</w:t>
                   </w:r>
                 </w:p>
               </w:tc>
@@ -12655,7 +12655,27 @@
                       <w:sz w:val="19"/>
                       <w:szCs w:val="19"/>
                     </w:rPr>
-                    <w:t xml:space="preserve">학생 선호 점수 = (기업명·근무지역을 가린 조건의 평균 지원 의향[1~5점] − 1) × 25   예) 평균 3.8점 → (3.8 − 1) × 25 = 70점</w:t>
+                    <w:t xml:space="preserve">학생 선호 점수 = (기업명·근무지역을 가린 조건의 평균 지원 의향[1~5점] − 1) × 25</w:t>
+                  </w:r>
+                </w:p>
+                <w:p>
+                  <w:pPr>
+                    <w:autoSpaceDE w:val="0"/>
+                    <w:autoSpaceDN w:val="0"/>
+                    <w:spacing w:after="20" w:before="0" w:line="258" w:lineRule="exact"/>
+                    <w:jc w:val="left"/>
+                  </w:pPr>
+                  <w:r>
+                    <w:rPr>
+                      <w:rFonts w:ascii="맑은 고딕" w:cs="맑은 고딕" w:eastAsia="맑은 고딕" w:hAnsi="맑은 고딕"/>
+                      <w:b w:val="false"/>
+                      <w:bCs w:val="false"/>
+                      <w:i w:val="false"/>
+                      <w:iCs w:val="false"/>
+                      <w:sz w:val="19"/>
+                      <w:szCs w:val="19"/>
+                    </w:rPr>
+                    <w:t xml:space="preserve">예) 평균 3.8점 → (3.8 − 1) × 25 = 70점</w:t>
                   </w:r>
                 </w:p>
               </w:tc>
@@ -12725,7 +12745,7 @@
                 <w:sz w:val="20"/>
                 <w:szCs w:val="20"/>
               </w:rPr>
-              <w:t xml:space="preserve"> 본 평가 전 예비후보 1~2곳을 전원이 독립 평가해 판정 기준을 맞추고, 기업별로 담당자와 다른 팀원이 독립 평가한다. 두 평가자의 점수 차가 2점 이상인 영역은 원문을 대조해 제3 평가자가 판정하고, 최종 점수는 두 평가자의 평균으로 하며 영역별 일치율을 보고한다.</w:t>
+              <w:t xml:space="preserve"> 본 평가 전 예비후보 1~2곳을 전원이 독립 평가해 판정 기준을 맞추고, 기업별로 담당자와 다른 팀원이 독립 평가한다. 두 평가자의 점수 차가 2점 이상인 영역은 원문을 다시 대조해 제3 평가자가 사실을 판정한다. 판정이 바뀐 항목은 두 평가자가 고쳐 매기고, 최종 점수는 두 평가자 점수의 평균으로 하며 영역별 일치율을 보고한다.</w:t>
             </w:r>
           </w:p>
           <w:p>
@@ -20618,7 +20638,7 @@
                 <w:sz w:val="16"/>
                 <w:szCs w:val="16"/>
               </w:rPr>
-              <w:t xml:space="preserve">부산 강서구 본사·공장에서 구매·기술영업 등 신입(4년제)을 뽑는 선박·플랜트용 방식 도료 기업으로, 조광페인트와 노르웨이 요턴(JOTUN)이 50%씩 출자한 외국인투자 공동기업이다[14][21][33]. 부산시 청끌기업(2024~2026)으로 선정됐다[29].</w:t>
+              <w:t xml:space="preserve">부산 강서구 본사·공장에서 구매·기술영업 등 4년제 신입을 뽑는 선박·플랜트용 방식 도료 기업으로, 조광페인트와 노르웨이 요턴(JOTUN)이 50%씩 출자한 외국인투자 공동기업이다[14][21][33]. 부산시 청끌기업(2024~2026)으로 선정됐다[53][54][29].</w:t>
             </w:r>
           </w:p>
           <w:p>
@@ -20948,7 +20968,7 @@
                 <w:sz w:val="16"/>
                 <w:szCs w:val="16"/>
               </w:rPr>
-              <w:t xml:space="preserve">부산 강서구에서 생산기술 신입(4년제)을 뽑는 반도체·산업용 초정밀 밸브 기업이다[7]. 부산시 청끌기업(2024~2026)으로 선정됐다[29].</w:t>
+              <w:t xml:space="preserve">부산 강서구에서 생산기술 4년제 신입을 뽑는 반도체·산업용 초정밀 밸브 기업이다[7]. 부산시 청끌기업(2024~2026)으로 선정됐다[53][54][29].</w:t>
             </w:r>
           </w:p>
           <w:p>
@@ -21113,7 +21133,7 @@
                 <w:sz w:val="16"/>
                 <w:szCs w:val="16"/>
               </w:rPr>
-              <w:t xml:space="preserve">부산 강서구에서 정보보안·조선해양 기술영업 신입(4년제)을 뽑은 선박평형수·배기가스 처리설비 기업이다[10][36]. 부산시 청끌기업(2024~2026)으로 선정됐다[29].</w:t>
+              <w:t xml:space="preserve">부산 강서구에서 정보보안·조선해양 기술영업 4년제 신입을 뽑은 선박평형수·배기가스 처리설비 기업이다[10][36]. 부산시 청끌기업(2024~2026)으로 선정됐다[53][54][29].</w:t>
             </w:r>
           </w:p>
           <w:p>
@@ -28988,7 +29008,7 @@
                 <w:sz w:val="17"/>
                 <w:szCs w:val="17"/>
               </w:rPr>
-              <w:t xml:space="preserve">참고목록 11곳(노동자 안전·건강 6곳, 직원 평가 5곳)과 참고목록 밖 팀 후보 2곳이 결격. 처음 대상 10곳 중 결격 5곳을 교체</w:t>
+              <w:t xml:space="preserve">참고목록 11곳(노동자 안전·건강 6곳, 직원 평가 5곳)과 참고목록 밖 팀 후보 가운데 2곳이 결격. 처음 대상 10곳 중 결격 5곳을 교체</w:t>
             </w:r>
           </w:p>
         </w:tc>
@@ -29091,7 +29111,7 @@
                 <w:sz w:val="17"/>
                 <w:szCs w:val="17"/>
               </w:rPr>
-              <w:t xml:space="preserve">같은 집단 4곳은 1곳만 남김. 나머지는 현재 대상과 직원 평가·신입 근거·주의 사항을 비교해 예비후보로 둠. 울산은 직원 평가가 높은 송원산업으로 바꿈. 부산은 직원 평가가 가장 낮던 오토닉스를 조광요턴으로 바꿈. 부산 마지막 자리는 파나시아와 부산신항만을 비교해 산재 공표 이력이 없고 부산시 청끌기업에 3년 연속 선정된 파나시아로 정함(재량 판단)</w:t>
+              <w:t xml:space="preserve">같은 집단 계열 4곳은 제외하고 집단마다 1곳만 남김(화승 집단은 화승코퍼레이션이 예비후보). 나머지는 현재 대상과 직원 평가·신입 근거·주의 사항을 비교해 예비후보로 둠. 울산은 직원 평가가 높은 송원산업으로 바꿈. 부산은 직원 평가가 가장 낮던 오토닉스를 조광요턴으로 바꿈. 부산 마지막 자리는 파나시아와 부산신항만을 비교해 산재 공표 이력이 없고 부산시 청끌기업에 3년 연속 선정된 파나시아[53][54][29]로 정함(재량 판단)</w:t>
             </w:r>
           </w:p>
         </w:tc>
@@ -31841,7 +31861,7 @@
                 <w:sz w:val="16"/>
                 <w:szCs w:val="16"/>
               </w:rPr>
-              <w:t xml:space="preserve">같은 기업집단 (4곳) — 집단마다 1곳만 대상</w:t>
+              <w:t xml:space="preserve">같은 기업집단 계열 (4곳) — 집단마다 1곳만 남김</w:t>
             </w:r>
           </w:p>
         </w:tc>
@@ -32734,7 +32754,7 @@
                 <w:sz w:val="16"/>
                 <w:szCs w:val="16"/>
               </w:rPr>
-              <w:t xml:space="preserve">학사 신입 공채와 블라인드 3.1점·60%를 갖췄으나, 부산 1공장 라인 정리로 희망퇴직이 진행됐고(2026. 6.) 종속회사가 회계처리기준 위반으로 증선위 과징금·검찰통보를 받아(2025. 10.) 교체하지 않음 [51]</w:t>
+              <w:t xml:space="preserve">학사 신입 공채와 블라인드 3.1점·60%를 갖췄으나, 부산 1공장 라인 정리로 희망퇴직이 진행됐고(2026. 6.) 종속회사가 회계처리기준 위반으로 증선위 과징금·검찰통보를 받아(2025. 10.) 교체하지 않음 [51][55]</w:t>
             </w:r>
           </w:p>
         </w:tc>
@@ -36985,6 +37005,198 @@
         <w:t xml:space="preserve">https://dart.fss.or.kr/dsaf001/main.do?rcpNo=20260313001124</w:t>
       </w:r>
     </w:p>
+    <w:p>
+      <w:pPr>
+        <w:keepNext/>
+        <w:autoSpaceDE w:val="0"/>
+        <w:autoSpaceDN w:val="0"/>
+        <w:spacing w:after="0" w:before="50" w:line="238" w:lineRule="exact"/>
+      </w:pPr>
+      <w:r>
+        <w:rPr>
+          <w:rFonts w:ascii="맑은 고딕" w:cs="맑은 고딕" w:eastAsia="맑은 고딕" w:hAnsi="맑은 고딕"/>
+          <w:b/>
+          <w:bCs/>
+          <w:i w:val="false"/>
+          <w:iCs w:val="false"/>
+          <w:sz w:val="17"/>
+          <w:szCs w:val="17"/>
+        </w:rPr>
+        <w:t xml:space="preserve">[53] </w:t>
+      </w:r>
+      <w:r>
+        <w:rPr>
+          <w:rFonts w:ascii="맑은 고딕" w:cs="맑은 고딕" w:eastAsia="맑은 고딕" w:hAnsi="맑은 고딕"/>
+          <w:b/>
+          <w:bCs/>
+          <w:i w:val="false"/>
+          <w:iCs w:val="false"/>
+          <w:sz w:val="17"/>
+          <w:szCs w:val="17"/>
+        </w:rPr>
+        <w:t xml:space="preserve">부산광역시 「청끌기업」 선정 보도자료(2024)</w:t>
+      </w:r>
+      <w:r>
+        <w:rPr>
+          <w:rFonts w:ascii="맑은 고딕" w:cs="맑은 고딕" w:eastAsia="맑은 고딕" w:hAnsi="맑은 고딕"/>
+          <w:b w:val="false"/>
+          <w:bCs w:val="false"/>
+          <w:i w:val="false"/>
+          <w:iCs w:val="false"/>
+          <w:sz w:val="17"/>
+          <w:szCs w:val="17"/>
+        </w:rPr>
+        <w:t xml:space="preserve">  2024년 7월 28일, 「부산시, ‘2024년 부산 청끌(청년이 끌리는)기업’ 100개 사 선정!」(참고 3 현황에 조광요턴·태광후지킨·파나시아·동화엔텍 등)</w:t>
+      </w:r>
+    </w:p>
+    <w:p>
+      <w:pPr>
+        <w:autoSpaceDE w:val="0"/>
+        <w:autoSpaceDN w:val="0"/>
+        <w:spacing w:after="10" w:line="190" w:lineRule="exact"/>
+      </w:pPr>
+      <w:r>
+        <w:rPr>
+          <w:rFonts w:ascii="맑은 고딕" w:cs="맑은 고딕" w:eastAsia="맑은 고딕" w:hAnsi="맑은 고딕"/>
+          <w:b w:val="false"/>
+          <w:bCs w:val="false"/>
+          <w:i w:val="false"/>
+          <w:iCs w:val="false"/>
+          <w:color w:val="595959"/>
+          <w:sz w:val="14"/>
+          <w:szCs w:val="14"/>
+        </w:rPr>
+        <w:t xml:space="preserve">https://www.busan.go.kr/nbtnewsBU/1638516</w:t>
+      </w:r>
+    </w:p>
+    <w:p>
+      <w:pPr>
+        <w:keepNext/>
+        <w:autoSpaceDE w:val="0"/>
+        <w:autoSpaceDN w:val="0"/>
+        <w:spacing w:after="0" w:before="50" w:line="238" w:lineRule="exact"/>
+      </w:pPr>
+      <w:r>
+        <w:rPr>
+          <w:rFonts w:ascii="맑은 고딕" w:cs="맑은 고딕" w:eastAsia="맑은 고딕" w:hAnsi="맑은 고딕"/>
+          <w:b/>
+          <w:bCs/>
+          <w:i w:val="false"/>
+          <w:iCs w:val="false"/>
+          <w:sz w:val="17"/>
+          <w:szCs w:val="17"/>
+        </w:rPr>
+        <w:t xml:space="preserve">[54] </w:t>
+      </w:r>
+      <w:r>
+        <w:rPr>
+          <w:rFonts w:ascii="맑은 고딕" w:cs="맑은 고딕" w:eastAsia="맑은 고딕" w:hAnsi="맑은 고딕"/>
+          <w:b/>
+          <w:bCs/>
+          <w:i w:val="false"/>
+          <w:iCs w:val="false"/>
+          <w:sz w:val="17"/>
+          <w:szCs w:val="17"/>
+        </w:rPr>
+        <w:t xml:space="preserve">부산광역시 「청끌기업」 발대식 보도자료(2025)</w:t>
+      </w:r>
+      <w:r>
+        <w:rPr>
+          <w:rFonts w:ascii="맑은 고딕" w:cs="맑은 고딕" w:eastAsia="맑은 고딕" w:hAnsi="맑은 고딕"/>
+          <w:b w:val="false"/>
+          <w:bCs w:val="false"/>
+          <w:i w:val="false"/>
+          <w:iCs w:val="false"/>
+          <w:sz w:val="17"/>
+          <w:szCs w:val="17"/>
+        </w:rPr>
+        <w:t xml:space="preserve">  2025년 7월 3일, 「2025년 부산 청끌기업 발대식」, 110개 사 선정(재인증 현황에 조광요턴·파나시아·동화엔텍 등)</w:t>
+      </w:r>
+    </w:p>
+    <w:p>
+      <w:pPr>
+        <w:autoSpaceDE w:val="0"/>
+        <w:autoSpaceDN w:val="0"/>
+        <w:spacing w:after="10" w:line="190" w:lineRule="exact"/>
+      </w:pPr>
+      <w:r>
+        <w:rPr>
+          <w:rFonts w:ascii="맑은 고딕" w:cs="맑은 고딕" w:eastAsia="맑은 고딕" w:hAnsi="맑은 고딕"/>
+          <w:b w:val="false"/>
+          <w:bCs w:val="false"/>
+          <w:i w:val="false"/>
+          <w:iCs w:val="false"/>
+          <w:color w:val="595959"/>
+          <w:sz w:val="14"/>
+          <w:szCs w:val="14"/>
+        </w:rPr>
+        <w:t xml:space="preserve">https://www.busan.go.kr/nbtnewsBU/1687496</w:t>
+      </w:r>
+    </w:p>
+    <w:p>
+      <w:pPr>
+        <w:keepNext/>
+        <w:autoSpaceDE w:val="0"/>
+        <w:autoSpaceDN w:val="0"/>
+        <w:spacing w:after="0" w:before="50" w:line="238" w:lineRule="exact"/>
+      </w:pPr>
+      <w:r>
+        <w:rPr>
+          <w:rFonts w:ascii="맑은 고딕" w:cs="맑은 고딕" w:eastAsia="맑은 고딕" w:hAnsi="맑은 고딕"/>
+          <w:b/>
+          <w:bCs/>
+          <w:i w:val="false"/>
+          <w:iCs w:val="false"/>
+          <w:sz w:val="17"/>
+          <w:szCs w:val="17"/>
+        </w:rPr>
+        <w:t xml:space="preserve">[55] </w:t>
+      </w:r>
+      <w:r>
+        <w:rPr>
+          <w:rFonts w:ascii="맑은 고딕" w:cs="맑은 고딕" w:eastAsia="맑은 고딕" w:hAnsi="맑은 고딕"/>
+          <w:b/>
+          <w:bCs/>
+          <w:i w:val="false"/>
+          <w:iCs w:val="false"/>
+          <w:sz w:val="17"/>
+          <w:szCs w:val="17"/>
+        </w:rPr>
+        <w:t xml:space="preserve">동성화인텍 증선위 제재 보도(MTN)</w:t>
+      </w:r>
+      <w:r>
+        <w:rPr>
+          <w:rFonts w:ascii="맑은 고딕" w:cs="맑은 고딕" w:eastAsia="맑은 고딕" w:hAnsi="맑은 고딕"/>
+          <w:b w:val="false"/>
+          <w:bCs w:val="false"/>
+          <w:i w:val="false"/>
+          <w:iCs w:val="false"/>
+          <w:sz w:val="17"/>
+          <w:szCs w:val="17"/>
+        </w:rPr>
+        <w:t xml:space="preserve">  2025년 11월 4일, 2025. 10. 29. 증권선물위원회가 공사진행률 조작 등 회계처리기준 위반으로 과징금·해임권고·검찰통보를 의결(동성케미컬의 종속회사)</w:t>
+      </w:r>
+    </w:p>
+    <w:p>
+      <w:pPr>
+        <w:autoSpaceDE w:val="0"/>
+        <w:autoSpaceDN w:val="0"/>
+        <w:spacing w:after="10" w:line="190" w:lineRule="exact"/>
+      </w:pPr>
+      <w:r>
+        <w:rPr>
+          <w:rFonts w:ascii="맑은 고딕" w:cs="맑은 고딕" w:eastAsia="맑은 고딕" w:hAnsi="맑은 고딕"/>
+          <w:b w:val="false"/>
+          <w:bCs w:val="false"/>
+          <w:i w:val="false"/>
+          <w:iCs w:val="false"/>
+          <w:color w:val="595959"/>
+          <w:sz w:val="14"/>
+          <w:szCs w:val="14"/>
+        </w:rPr>
+        <w:t xml:space="preserve">https://news.mtn.co.kr/news-detail/2025110414575086789</w:t>
+      </w:r>
+    </w:p>
     <w:sectPr>
       <w:headerReference w:type="default" r:id="rId7"/>
       <w:footerReference w:type="default" r:id="rId8"/>

--- a/reports/간판떼고_연구계획서_공식양식.docx
+++ b/reports/간판떼고_연구계획서_공식양식.docx
@@ -12745,7 +12745,7 @@
                 <w:sz w:val="20"/>
                 <w:szCs w:val="20"/>
               </w:rPr>
-              <w:t xml:space="preserve"> 본 평가 전 예비후보 1~2곳을 전원이 독립 평가해 판정 기준을 맞추고, 기업별로 담당자와 다른 팀원이 독립 평가한다. 두 평가자의 점수 차가 2점 이상인 영역은 원문을 다시 대조해 제3 평가자가 사실을 판정한다. 판정이 바뀐 항목은 두 평가자가 고쳐 매기고, 최종 점수는 두 평가자 점수의 평균으로 하며 영역별 일치율을 보고한다.</w:t>
+              <w:t xml:space="preserve"> 본 평가 전 예비후보 1~2곳을 전원이 독립 평가해 판정 기준을 맞추고, 기업별로 담당자와 다른 팀원이 독립 평가한다. 두 평가자의 점수 차가 2점 이상이거나 한쪽만 확인한 항목은 원문을 다시 대조해 사실 오류를 바로잡은 뒤 두 판정의 평균을 쓰고, 오류가 없으면 평균을 그대로 쓴다. 영역별 일치율을 보고한다.</w:t>
             </w:r>
           </w:p>
           <w:p>

--- a/reports/간판떼고_연구계획서_공식양식.docx
+++ b/reports/간판떼고_연구계획서_공식양식.docx
@@ -2301,7 +2301,7 @@
                 <w:sz w:val="18"/>
                 <w:szCs w:val="18"/>
               </w:rPr>
-              <w:t xml:space="preserve">고종범</w:t>
+              <w:t xml:space="preserve">김채현</w:t>
             </w:r>
           </w:p>
         </w:tc>
@@ -2333,7 +2333,7 @@
                 <w:sz w:val="18"/>
                 <w:szCs w:val="18"/>
               </w:rPr>
-              <w:t xml:space="preserve">권민재</w:t>
+              <w:t xml:space="preserve">고종범</w:t>
             </w:r>
           </w:p>
         </w:tc>
@@ -2365,7 +2365,7 @@
                 <w:sz w:val="18"/>
                 <w:szCs w:val="18"/>
               </w:rPr>
-              <w:t xml:space="preserve">김채현</w:t>
+              <w:t xml:space="preserve">권민재</w:t>
             </w:r>
           </w:p>
         </w:tc>
@@ -2519,27 +2519,7 @@
                 <w:sz w:val="18"/>
                 <w:szCs w:val="18"/>
               </w:rPr>
-              <w:t xml:space="preserve">사학</w:t>
-            </w:r>
-          </w:p>
-          <w:p>
-            <w:pPr>
-              <w:autoSpaceDE w:val="0"/>
-              <w:autoSpaceDN w:val="0"/>
-              <w:spacing w:after="20" w:before="0" w:line="245" w:lineRule="exact"/>
-              <w:jc w:val="center"/>
-            </w:pPr>
-            <w:r>
-              <w:rPr>
-                <w:rFonts w:ascii="맑은 고딕" w:cs="맑은 고딕" w:eastAsia="맑은 고딕" w:hAnsi="맑은 고딕"/>
-                <w:b w:val="false"/>
-                <w:bCs w:val="false"/>
-                <w:i w:val="false"/>
-                <w:iCs w:val="false"/>
-                <w:sz w:val="18"/>
-                <w:szCs w:val="18"/>
-              </w:rPr>
-              <w:t xml:space="preserve">(경제학 복수전공)</w:t>
+              <w:t xml:space="preserve">실내환경디자인학</w:t>
             </w:r>
           </w:p>
         </w:tc>
@@ -2571,7 +2551,27 @@
                 <w:sz w:val="18"/>
                 <w:szCs w:val="18"/>
               </w:rPr>
-              <w:t xml:space="preserve">전기공학</w:t>
+              <w:t xml:space="preserve">사학</w:t>
+            </w:r>
+          </w:p>
+          <w:p>
+            <w:pPr>
+              <w:autoSpaceDE w:val="0"/>
+              <w:autoSpaceDN w:val="0"/>
+              <w:spacing w:after="20" w:before="0" w:line="245" w:lineRule="exact"/>
+              <w:jc w:val="center"/>
+            </w:pPr>
+            <w:r>
+              <w:rPr>
+                <w:rFonts w:ascii="맑은 고딕" w:cs="맑은 고딕" w:eastAsia="맑은 고딕" w:hAnsi="맑은 고딕"/>
+                <w:b w:val="false"/>
+                <w:bCs w:val="false"/>
+                <w:i w:val="false"/>
+                <w:iCs w:val="false"/>
+                <w:sz w:val="18"/>
+                <w:szCs w:val="18"/>
+              </w:rPr>
+              <w:t xml:space="preserve">(경제학 복수전공)</w:t>
             </w:r>
           </w:p>
         </w:tc>
@@ -2603,7 +2603,7 @@
                 <w:sz w:val="18"/>
                 <w:szCs w:val="18"/>
               </w:rPr>
-              <w:t xml:space="preserve">실내환경디자인학</w:t>
+              <w:t xml:space="preserve">전기공학</w:t>
             </w:r>
           </w:p>
         </w:tc>
@@ -2777,7 +2777,7 @@
                 <w:sz w:val="18"/>
                 <w:szCs w:val="18"/>
               </w:rPr>
-              <w:t xml:space="preserve">PPT 발표자료 총괄</w:t>
+              <w:t xml:space="preserve">설문·인터뷰 운영 총괄</w:t>
             </w:r>
           </w:p>
         </w:tc>
@@ -2809,7 +2809,7 @@
                 <w:sz w:val="18"/>
                 <w:szCs w:val="18"/>
               </w:rPr>
-              <w:t xml:space="preserve">자료조사 총괄</w:t>
+              <w:t xml:space="preserve">PPT 발표자료 총괄</w:t>
             </w:r>
           </w:p>
         </w:tc>
@@ -2841,7 +2841,7 @@
                 <w:sz w:val="18"/>
                 <w:szCs w:val="18"/>
               </w:rPr>
-              <w:t xml:space="preserve">설문·인터뷰 운영 총괄</w:t>
+              <w:t xml:space="preserve">자료조사 총괄</w:t>
             </w:r>
           </w:p>
         </w:tc>
@@ -2975,7 +2975,7 @@
                 <w:sz w:val="18"/>
                 <w:szCs w:val="18"/>
               </w:rPr>
-              <w:t xml:space="preserve">학생 관점의 취업조건</w:t>
+              <w:t xml:space="preserve">복지·ESG</w:t>
             </w:r>
           </w:p>
         </w:tc>
@@ -3007,7 +3007,7 @@
                 <w:sz w:val="18"/>
                 <w:szCs w:val="18"/>
               </w:rPr>
-              <w:t xml:space="preserve">기술력·산업</w:t>
+              <w:t xml:space="preserve">학생 관점의 취업조건</w:t>
             </w:r>
           </w:p>
         </w:tc>
@@ -3039,7 +3039,7 @@
                 <w:sz w:val="18"/>
                 <w:szCs w:val="18"/>
               </w:rPr>
-              <w:t xml:space="preserve">복지·ESG</w:t>
+              <w:t xml:space="preserve">기술력·산업</w:t>
             </w:r>
           </w:p>
         </w:tc>
@@ -10666,6 +10666,43 @@
                 <w:szCs w:val="20"/>
               </w:rPr>
               <w:t xml:space="preserve"> 기업의 부정적 정보는 공식 기록·확정 판정·회사 공시·언론 보도로 확인한 사실만 출처와 기준일을 붙여 중립적으로 쓰고, 쟁점이 있는 사실은 회사 입장을 함께 적는다. 수사 중인 의혹과 익명 후기 문장은 공개 문서에 싣지 않고, 점검에서 제외한 기업과 주최 측 참고목록에서 선정하지 않은 기업은 같은 원칙으로 사유를 한 줄씩 요약해 부록 2에 밝힌다. 결과물에는 ‘공개자료와 제한된 표본에 근거한 학생 연구로 기업을 보증하지 않으며 자료 기준일 이후 달라질 수 있다’는 문장을 넣는다.</w:t>
+            </w:r>
+          </w:p>
+          <w:p>
+            <w:pPr>
+              <w:pStyle w:val="ListParagraph"/>
+              <w:keepLines/>
+              <w:numPr>
+                <w:ilvl w:val="0"/>
+                <w:numId w:val="2"/>
+              </w:numPr>
+              <w:autoSpaceDE w:val="0"/>
+              <w:autoSpaceDN w:val="0"/>
+              <w:spacing w:after="50" w:before="0" w:line="300" w:lineRule="exact"/>
+            </w:pPr>
+            <w:r>
+              <w:rPr>
+                <w:rFonts w:ascii="맑은 고딕" w:cs="맑은 고딕" w:eastAsia="맑은 고딕" w:hAnsi="맑은 고딕"/>
+                <w:b/>
+                <w:bCs/>
+                <w:i w:val="false"/>
+                <w:iCs w:val="false"/>
+                <w:sz w:val="20"/>
+                <w:szCs w:val="20"/>
+              </w:rPr>
+              <w:t xml:space="preserve">AI 도구 사용</w:t>
+            </w:r>
+            <w:r>
+              <w:rPr>
+                <w:rFonts w:ascii="맑은 고딕" w:cs="맑은 고딕" w:eastAsia="맑은 고딕" w:hAnsi="맑은 고딕"/>
+                <w:b w:val="false"/>
+                <w:bCs w:val="false"/>
+                <w:i w:val="false"/>
+                <w:iCs w:val="false"/>
+                <w:sz w:val="20"/>
+                <w:szCs w:val="20"/>
+              </w:rPr>
+              <w:t xml:space="preserve"> 자료 정리와 채점안 작성에는 AI 도구를 활용한다. 도구가 낸 사실은 출처 원문과 대조되기 전에는 판정에 쓰지 않고, 판정마다 출처와 확인일을 남긴다.</w:t>
             </w:r>
           </w:p>
           <w:p>

--- a/reports/간판떼고_연구계획서_공식양식.docx
+++ b/reports/간판떼고_연구계획서_공식양식.docx
@@ -10702,7 +10702,7 @@
                 <w:sz w:val="20"/>
                 <w:szCs w:val="20"/>
               </w:rPr>
-              <w:t xml:space="preserve"> 자료 정리와 채점안 작성에는 AI 도구를 활용한다. 도구가 낸 사실은 출처 원문과 대조되기 전에는 판정에 쓰지 않고, 판정마다 출처와 확인일을 남긴다.</w:t>
+              <w:t xml:space="preserve"> 자료 정리와 채점안 작성에는 AI 도구를 활용하고, 채점안은 담당자와 다른 팀원이 출처 원문과 대조해 확정한다. 도구가 낸 사실은 원문과 대조되기 전에는 판정에 쓰지 않고, 판정마다 출처와 확인일을 남긴다.</w:t>
             </w:r>
           </w:p>
           <w:p>

--- a/reports/간판떼고_연구계획서_공식양식.docx
+++ b/reports/간판떼고_연구계획서_공식양식.docx
@@ -457,7 +457,7 @@
                 <w:sz w:val="19"/>
                 <w:szCs w:val="19"/>
               </w:rPr>
-              <w:t xml:space="preserve">부산대 재학생 5명 팀 ‘간판떼고’ — 경영학·영어영문학(통계)·사학(경제)·전기공학·실내환경디자인학 전공이 기업을 2곳씩 맡고, 평가와 TOP3 선정은 전원이 함께 검토</w:t>
+              <w:t xml:space="preserve">부산대 재학생 5명 팀 ‘간판떼고’ — 경영학·영어영문학(통계)·실내환경디자인학·사학(경제)·전기공학 전공이 기업을 2곳씩 맡고, 평가와 TOP3 선정은 전원이 함께 검토</w:t>
             </w:r>
           </w:p>
         </w:tc>
@@ -10702,7 +10702,7 @@
                 <w:sz w:val="20"/>
                 <w:szCs w:val="20"/>
               </w:rPr>
-              <w:t xml:space="preserve"> 자료 정리와 채점안 작성에는 AI 도구를 활용하고, 채점안은 담당자와 다른 팀원이 출처 원문과 대조해 확정한다. 도구가 낸 사실은 원문과 대조되기 전에는 판정에 쓰지 않고, 판정마다 출처와 확인일을 남긴다.</w:t>
+              <w:t xml:space="preserve"> 자료 정리와 채점안 작성에는 AI 도구를 활용하고, 채점안은 평가자가 각자 출처 원문과 대조해 판정하고, 최종 점수는 Ⅳ-5 ‘평가 일관성’의 규칙에 따른다. 도구가 낸 사실은 원문과 대조되기 전에는 판정에 쓰지 않고, 판정마다 출처와 확인일을 남긴다.</w:t>
             </w:r>
           </w:p>
           <w:p>
@@ -12782,7 +12782,7 @@
                 <w:sz w:val="20"/>
                 <w:szCs w:val="20"/>
               </w:rPr>
-              <w:t xml:space="preserve"> 본 평가 전 예비후보 1~2곳을 전원이 독립 평가해 판정 기준을 맞추고, 기업별로 담당자와 다른 팀원이 독립 평가한다. 두 평가자의 점수 차가 2점 이상이거나 한쪽만 확인한 항목은 원문을 다시 대조해 사실 오류를 바로잡은 뒤 두 판정의 평균을 쓰고, 오류가 없으면 평균을 그대로 쓴다. 영역별 일치율을 보고한다.</w:t>
+              <w:t xml:space="preserve"> 본 평가 전 예비후보 1~2곳을 전원이 독립 평가해 판정 기준을 맞추고, 기업별로 담당자와 다른 팀원이 독립 평가한다. 두 평가자의 영역 득점 차가 2점 이상인 영역에서 판정이 다른 항목은 원문을 다시 대조해 사실 오류를 바로잡은 뒤 평균을 쓰고, 오류가 없으면 평균을 그대로 쓴다. 한쪽만 확인한 항목은 원문으로 확인되면 그 판정을 쓰고, 확인되지 않으면 ‘확인 필요’로 둔다. 영역별 일치율을 보고한다.</w:t>
             </w:r>
           </w:p>
           <w:p>
@@ -16047,7 +16047,7 @@
                       <w:sz w:val="14"/>
                       <w:szCs w:val="14"/>
                     </w:rPr>
-                    <w:t xml:space="preserve">10개 기업 인사팀 공통 질의(회신 마감 11.4) → 섭외 기록</w:t>
+                    <w:t xml:space="preserve">현직자·전문가 섭외 → 섭외 기록 (인사팀 공통 질의는 10.28 발송, 회신 마감 11.4)</w:t>
                   </w:r>
                 </w:p>
               </w:tc>
@@ -23245,7 +23245,7 @@
                 <w:sz w:val="16"/>
                 <w:szCs w:val="16"/>
               </w:rPr>
-              <w:t xml:space="preserve">제품 인증 행정처분 이력(2020, 2021년 이전이라 기준 밖 참고)과 후속 조치</w:t>
+              <w:t xml:space="preserve">제품 인증 행정처분 이력(2020, 기준 기간 밖이나 형식승인 취소·수사의 형사 결말 미확인)과 후속 조치</w:t>
             </w:r>
           </w:p>
         </w:tc>
@@ -24446,7 +24446,7 @@
           <w:sz w:val="20"/>
           <w:szCs w:val="20"/>
         </w:rPr>
-        <w:t xml:space="preserve"> 처음 대상 오토닉스는 결격 사유가 없으나 직원 평가가 10곳 가운데 가장 낮았다(블라인드 평점 2.4점·추천율 35%, 리뷰 301건). 참고목록을 다시 검토해 같은 부산의 조광요턴(3.2점·56%, 리뷰 55건)으로 바꿨다. 추천율 차이는 표본 오차의 약 2.9배이고, 조광요턴은 두 명이 따로 한 평판 점검에서 모두 ‘적합’이었다. 오토닉스는 부산 예비 1순위로 둔다[34].</w:t>
+        <w:t xml:space="preserve"> 처음 대상 오토닉스는 결격 사유가 없으나 직원 평가가 결격이 아닌 처음 대상 가운데 가장 낮았다(블라인드 평점 2.4점·추천율 35%, 리뷰 301건). 참고목록을 다시 검토해 같은 부산의 조광요턴(3.2점·56%, 리뷰 55건)으로 바꿨다. 추천율 차이는 표본 오차의 약 2.9배이고, 조광요턴은 두 명이 따로 한 평판 점검에서 모두 ‘적합’이었다. 오토닉스는 부산 예비 1순위로 둔다[34].</w:t>
       </w:r>
     </w:p>
     <w:p>
@@ -29148,7 +29148,7 @@
                 <w:sz w:val="17"/>
                 <w:szCs w:val="17"/>
               </w:rPr>
-              <w:t xml:space="preserve">같은 집단 계열 4곳은 제외하고 집단마다 1곳만 남김(화승 집단은 화승코퍼레이션이 예비후보). 나머지는 현재 대상과 직원 평가·신입 근거·주의 사항을 비교해 예비후보로 둠. 울산은 직원 평가가 높은 송원산업으로 바꿈. 부산은 직원 평가가 가장 낮던 오토닉스를 조광요턴으로 바꿈. 부산 마지막 자리는 파나시아와 부산신항만을 비교해 산재 공표 이력이 없고 부산시 청끌기업에 3년 연속 선정된 파나시아[53][54][29]로 정함(재량 판단)</w:t>
+              <w:t xml:space="preserve">같은 집단 계열 4곳은 제외하고 집단마다 1곳만 남김(화승 집단은 화승코퍼레이션만 남겨 두고 이번 대상에서는 보류). 나머지는 현재 대상과 직원 평가·신입 근거·주의 사항을 비교해 예비후보로 둠. 울산은 직원 평가가 높은 송원산업으로 바꿈. 부산은 결격이 아닌 처음 대상 가운데 직원 평가가 가장 낮던 오토닉스를 조광요턴으로 바꿈. 부산 마지막 자리는 파나시아와 부산신항만을 비교해 산재 공표 이력이 없고 부산시 청끌기업에 3년 연속 선정된 파나시아[53][54][29]로 정함(재량 판단)</w:t>
             </w:r>
           </w:p>
         </w:tc>
@@ -32578,7 +32578,7 @@
                 <w:sz w:val="16"/>
                 <w:szCs w:val="16"/>
               </w:rPr>
-              <w:t xml:space="preserve">신입 공고와 블라인드 2.9점·43%를 갖췄으나, 지금 종속회사가 맡은 자동차부품 사업이 입찰담합으로 과징금 315억 원을 받았고(2021. 3.) 직원 평가가 같은 부산의 조광요턴(3.2점·56%)보다 낮아 예비후보 [48][34]</w:t>
+              <w:t xml:space="preserve">신입 공고와 블라인드 2.9점·43%를 갖췄으나, 지금 종속회사가 맡은 자동차부품 사업이 입찰담합으로 과징금 315억 원을 받았고(2021. 3.) 직원 평가가 같은 부산의 조광요턴(3.2점·56%)보다 낮아 대상에서 보류 [48][34]</w:t>
             </w:r>
           </w:p>
         </w:tc>
@@ -33947,7 +33947,7 @@
           <w:sz w:val="17"/>
           <w:szCs w:val="17"/>
         </w:rPr>
-        <w:t xml:space="preserve">  기업 10개 종합 비교표(성장성·기술력·직무매력·근무환경·글로벌·적합성)와 TOP 3 선정란</w:t>
+        <w:t xml:space="preserve">  기업 10개 종합 비교표(성장성·기술력·직무매력·근무환경·글로벌·적합성·기타)와 TOP 3 선정란</w:t>
       </w:r>
     </w:p>
     <w:p>
@@ -37147,7 +37147,7 @@
           <w:sz w:val="17"/>
           <w:szCs w:val="17"/>
         </w:rPr>
-        <w:t xml:space="preserve">  2025년 7월 3일, 「2025년 부산 청끌기업 발대식」, 110개 사 선정(재인증 현황에 조광요턴·파나시아·동화엔텍 등)</w:t>
+        <w:t xml:space="preserve">  2025년 7월 3일, 「부산시, ‘2025년 부산 청끌(청년이 끌리는)기업’ 110개 사 선정!」(발대식 보도, 재인증 현황에 조광요턴·파나시아·동화엔텍 등)</w:t>
       </w:r>
     </w:p>
     <w:p>
